--- a/rapport/rapport_BDD_distribuees (1).docx
+++ b/rapport/rapport_BDD_distribuees (1).docx
@@ -1402,6 +1402,55 @@
       </w:r>
     </w:p>
     <w:p>
+      <w:r>
+        <w:rPr>
+          <w:sz w:val="22"/>
+        </w:rPr>
+        <w:t xml:space="preserve">  20. Correction du problème de doublon — Trigger BEFORE INSERT</w:t>
+      </w:r>
+    </w:p>
+    <w:p>
+      <w:r>
+        <w:rPr>
+          <w:sz w:val="22"/>
+        </w:rPr>
+        <w:t xml:space="preserve">  21. Correction de la redondance — TRUNCATE LIGNECOMMANDES</w:t>
+      </w:r>
+    </w:p>
+    <w:p>
+      <w:r>
+        <w:rPr>
+          <w:sz w:val="22"/>
+        </w:rPr>
+        <w:t xml:space="preserve">  22. Correction de la faille de doublons sur Site1 et Site2</w:t>
+      </w:r>
+    </w:p>
+    <w:p>
+      <w:r>
+        <w:rPr>
+          <w:b/>
+          <w:sz w:val="22"/>
+        </w:rPr>
+        <w:t xml:space="preserve">  23. Synthese des corrections — Tableau récapitulatif</w:t>
+      </w:r>
+    </w:p>
+    <w:p>
+      <w:r>
+        <w:rPr>
+          <w:sz w:val="22"/>
+        </w:rPr>
+        <w:t xml:space="preserve">  21. Correction de la redondance — TRUNCATE LIGNECOMMANDES</w:t>
+      </w:r>
+    </w:p>
+    <w:p>
+      <w:r>
+        <w:rPr>
+          <w:sz w:val="22"/>
+        </w:rPr>
+        <w:t xml:space="preserve">  20. Correction du problème de doublon — Trigger BEFORE INSERT</w:t>
+      </w:r>
+    </w:p>
+    <w:p>
       <w:pPr>
         <w:rPr>
           <w:lang w:val="fr-FR"/>
@@ -32860,6 +32909,5516 @@
         <w:rPr>
           <w:lang w:val="fr-FR"/>
         </w:rPr>
+      </w:pPr>
+    </w:p>
+    <w:p>
+      <w:r>
+        <w:br w:type="page"/>
+      </w:r>
+    </w:p>
+    <w:p>
+      <w:pPr>
+        <w:pStyle w:val="Titre1"/>
+        <w:spacing w:before="360" w:after="160"/>
+      </w:pPr>
+      <w:r>
+        <w:rPr>
+          <w:color w:val="0D1B3E"/>
+        </w:rPr>
+        <w:t>20. CORRECTION DU PROBLÈME DE DOUBLON — TRIGGER BEFORE INSERT</w:t>
+      </w:r>
+    </w:p>
+    <w:p>
+      <w:pPr>
+        <w:spacing w:before="40" w:after="40"/>
+        <w:pBdr>
+          <w:bottom w:val="single" w:sz="6" w:space="1" w:color="E86B1A"/>
+        </w:pBdr>
+      </w:pPr>
+    </w:p>
+    <w:p>
+      <w:pPr>
+        <w:spacing w:after="80" w:before="40"/>
+        <w:jc w:val="both"/>
+      </w:pPr>
+      <w:r>
+        <w:rPr>
+          <w:b/>
+          <w:i w:val="0"/>
+          <w:color w:val="E86B1A"/>
+          <w:sz w:val="24"/>
+        </w:rPr>
+        <w:t>20.1 Identification du problème</w:t>
+      </w:r>
+    </w:p>
+    <w:p>
+      <w:pPr>
+        <w:spacing w:after="120" w:before="40"/>
+        <w:jc w:val="both"/>
+      </w:pPr>
+      <w:r>
+        <w:rPr>
+          <w:b w:val="0"/>
+          <w:i w:val="0"/>
+          <w:sz w:val="22"/>
+        </w:rPr>
+        <w:t>Lors de l'analyse approfondie du mécanisme de routage, un problème de cohérence a été identifié dans la conception initiale du trigger trg_route_lignecommandes_table défini sur la table LIGNECOMMANDES du site Central.</w:t>
+      </w:r>
+    </w:p>
+    <w:p>
+      <w:pPr>
+        <w:spacing w:after="120" w:before="40"/>
+        <w:jc w:val="both"/>
+      </w:pPr>
+      <w:r>
+        <w:rPr>
+          <w:b w:val="0"/>
+          <w:i w:val="0"/>
+          <w:sz w:val="22"/>
+        </w:rPr>
+        <w:t>Le trigger original était de type AFTER INSERT OR UPDATE OR DELETE. Ce type de trigger laisse d'abord l'opération DML s'exécuter normalement sur la table cible, puis déclenche son code. Appliqué à la table centrale LIGNECOMMANDES, ce comportement produisait le problème suivant :</w:t>
+      </w:r>
+    </w:p>
+    <w:p>
+      <w:pPr>
+        <w:pStyle w:val="Listepuces"/>
+        <w:spacing w:after="80" w:before="40"/>
+        <w:ind w:left="283"/>
+      </w:pPr>
+      <w:r>
+        <w:rPr>
+          <w:b/>
+          <w:sz w:val="21"/>
+        </w:rPr>
+        <w:t xml:space="preserve">Étape 1 — </w:t>
+      </w:r>
+      <w:r>
+        <w:rPr>
+          <w:sz w:val="21"/>
+        </w:rPr>
+        <w:t>La ligne était insérée dans LIGNECOMMANDES du Central (ligne stockée sur le Central).</w:t>
+      </w:r>
+    </w:p>
+    <w:p>
+      <w:pPr>
+        <w:pStyle w:val="Listepuces"/>
+        <w:spacing w:after="80" w:before="40"/>
+        <w:ind w:left="283"/>
+      </w:pPr>
+      <w:r>
+        <w:rPr>
+          <w:b/>
+          <w:sz w:val="21"/>
+        </w:rPr>
+        <w:t xml:space="preserve">Étape 2 — </w:t>
+      </w:r>
+      <w:r>
+        <w:rPr>
+          <w:sz w:val="21"/>
+        </w:rPr>
+        <w:t>Le trigger se déclenchait APRÈS et routait la même ligne vers Site1 ou Site2.</w:t>
+      </w:r>
+    </w:p>
+    <w:p>
+      <w:pPr>
+        <w:pStyle w:val="Listepuces"/>
+        <w:spacing w:after="80" w:before="40"/>
+        <w:ind w:left="283"/>
+      </w:pPr>
+      <w:r>
+        <w:rPr>
+          <w:b/>
+          <w:sz w:val="21"/>
+        </w:rPr>
+        <w:t xml:space="preserve">Conséquence — </w:t>
+      </w:r>
+      <w:r>
+        <w:rPr>
+          <w:sz w:val="21"/>
+        </w:rPr>
+        <w:t>Résultat : la même ligne existait en double — une fois sur le Central et une fois sur le site distant.</w:t>
+      </w:r>
+    </w:p>
+    <w:p>
+      <w:pPr>
+        <w:spacing w:after="120" w:before="40"/>
+        <w:jc w:val="both"/>
+      </w:pPr>
+    </w:p>
+    <w:tbl>
+      <w:tblPr>
+        <w:tblStyle w:val="Grilledutableau"/>
+        <w:tblW w:type="auto" w:w="0"/>
+        <w:jc w:val="center"/>
+        <w:tblLook w:firstColumn="1" w:firstRow="1" w:lastColumn="0" w:lastRow="0" w:noHBand="0" w:noVBand="1" w:val="04A0"/>
+      </w:tblPr>
+      <w:tblGrid>
+        <w:gridCol w:w="3135"/>
+        <w:gridCol w:w="3135"/>
+        <w:gridCol w:w="3135"/>
+      </w:tblGrid>
+      <w:tr>
+        <w:tc>
+          <w:tcPr>
+            <w:tcW w:type="dxa" w:w="3135"/>
+            <w:shd w:val="clear" w:color="auto" w:fill="1A3F7A"/>
+          </w:tcPr>
+          <w:p>
+            <w:pPr>
+              <w:jc w:val="center"/>
+            </w:pPr>
+            <w:r>
+              <w:rPr>
+                <w:b/>
+                <w:color w:val="FFFFFF"/>
+                <w:sz w:val="20"/>
+              </w:rPr>
+              <w:t>Méthode d'insertion</w:t>
+            </w:r>
+          </w:p>
+        </w:tc>
+        <w:tc>
+          <w:tcPr>
+            <w:tcW w:type="dxa" w:w="3135"/>
+            <w:shd w:val="clear" w:color="auto" w:fill="1A3F7A"/>
+          </w:tcPr>
+          <w:p>
+            <w:pPr>
+              <w:jc w:val="center"/>
+            </w:pPr>
+            <w:r>
+              <w:rPr>
+                <w:b/>
+                <w:color w:val="FFFFFF"/>
+                <w:sz w:val="20"/>
+              </w:rPr>
+              <w:t>Données sur Central</w:t>
+            </w:r>
+          </w:p>
+        </w:tc>
+        <w:tc>
+          <w:tcPr>
+            <w:tcW w:type="dxa" w:w="3135"/>
+            <w:shd w:val="clear" w:color="auto" w:fill="1A3F7A"/>
+          </w:tcPr>
+          <w:p>
+            <w:pPr>
+              <w:jc w:val="center"/>
+            </w:pPr>
+            <w:r>
+              <w:rPr>
+                <w:b/>
+                <w:color w:val="FFFFFF"/>
+                <w:sz w:val="20"/>
+              </w:rPr>
+              <w:t>Données sur Site1/Site2</w:t>
+            </w:r>
+          </w:p>
+        </w:tc>
+      </w:tr>
+      <w:tr>
+        <w:tc>
+          <w:tcPr>
+            <w:tcW w:type="dxa" w:w="3135"/>
+            <w:shd w:val="clear" w:color="auto" w:fill="FFF0F0"/>
+          </w:tcPr>
+          <w:p>
+            <w:pPr>
+              <w:jc w:val="center"/>
+            </w:pPr>
+            <w:r>
+              <w:rPr>
+                <w:b/>
+                <w:sz w:val="20"/>
+              </w:rPr>
+              <w:t>INSERT direct dans LIGNECOMMANDES</w:t>
+              <w:br/>
+              <w:t>(avant le fix)</w:t>
+            </w:r>
+          </w:p>
+        </w:tc>
+        <w:tc>
+          <w:tcPr>
+            <w:tcW w:type="dxa" w:w="3135"/>
+            <w:shd w:val="clear" w:color="auto" w:fill="FFF0F0"/>
+          </w:tcPr>
+          <w:p>
+            <w:pPr>
+              <w:jc w:val="center"/>
+            </w:pPr>
+            <w:r>
+              <w:rPr>
+                <w:sz w:val="20"/>
+              </w:rPr>
+              <w:t>✅ Oui — doublon !</w:t>
+            </w:r>
+          </w:p>
+        </w:tc>
+        <w:tc>
+          <w:tcPr>
+            <w:tcW w:type="dxa" w:w="3135"/>
+            <w:shd w:val="clear" w:color="auto" w:fill="FFF0F0"/>
+          </w:tcPr>
+          <w:p>
+            <w:pPr>
+              <w:jc w:val="center"/>
+            </w:pPr>
+            <w:r>
+              <w:rPr>
+                <w:sz w:val="20"/>
+              </w:rPr>
+              <w:t>✅ Oui — routé</w:t>
+            </w:r>
+          </w:p>
+        </w:tc>
+      </w:tr>
+      <w:tr>
+        <w:tc>
+          <w:tcPr>
+            <w:tcW w:type="dxa" w:w="3135"/>
+            <w:shd w:val="clear" w:color="auto" w:fill="F0FFF4"/>
+          </w:tcPr>
+          <w:p>
+            <w:pPr>
+              <w:jc w:val="center"/>
+            </w:pPr>
+            <w:r>
+              <w:rPr>
+                <w:b/>
+                <w:sz w:val="20"/>
+              </w:rPr>
+              <w:t>INSERT via V_LIGNECOMMANDES_ROUTAGE</w:t>
+              <w:br/>
+              <w:t>(méthode correcte)</w:t>
+            </w:r>
+          </w:p>
+        </w:tc>
+        <w:tc>
+          <w:tcPr>
+            <w:tcW w:type="dxa" w:w="3135"/>
+            <w:shd w:val="clear" w:color="auto" w:fill="F0FFF4"/>
+          </w:tcPr>
+          <w:p>
+            <w:pPr>
+              <w:jc w:val="center"/>
+            </w:pPr>
+            <w:r>
+              <w:rPr>
+                <w:sz w:val="20"/>
+              </w:rPr>
+              <w:t>❌ Non — jamais stocké</w:t>
+            </w:r>
+          </w:p>
+        </w:tc>
+        <w:tc>
+          <w:tcPr>
+            <w:tcW w:type="dxa" w:w="3135"/>
+            <w:shd w:val="clear" w:color="auto" w:fill="F0FFF4"/>
+          </w:tcPr>
+          <w:p>
+            <w:pPr>
+              <w:jc w:val="center"/>
+            </w:pPr>
+            <w:r>
+              <w:rPr>
+                <w:sz w:val="20"/>
+              </w:rPr>
+              <w:t>✅ Oui — routé</w:t>
+            </w:r>
+          </w:p>
+        </w:tc>
+      </w:tr>
+    </w:tbl>
+    <w:p>
+      <w:pPr>
+        <w:spacing w:after="120" w:before="40"/>
+        <w:jc w:val="both"/>
+      </w:pPr>
+    </w:p>
+    <w:p>
+      <w:pPr>
+        <w:spacing w:after="80" w:before="40"/>
+        <w:jc w:val="both"/>
+      </w:pPr>
+      <w:r>
+        <w:rPr>
+          <w:b/>
+          <w:i w:val="0"/>
+          <w:color w:val="E86B1A"/>
+          <w:sz w:val="24"/>
+        </w:rPr>
+        <w:t>20.2 Solution appliquée</w:t>
+      </w:r>
+    </w:p>
+    <w:p>
+      <w:pPr>
+        <w:spacing w:after="120" w:before="40"/>
+        <w:jc w:val="both"/>
+      </w:pPr>
+      <w:r>
+        <w:rPr>
+          <w:b w:val="0"/>
+          <w:i w:val="0"/>
+          <w:sz w:val="22"/>
+        </w:rPr>
+        <w:t>La correction consiste à remplacer le trigger AFTER par un trigger BEFORE qui bloque immédiatement toute tentative d'opération DML directe sur la table LIGNECOMMANDES du Central, avec un message d'erreur explicite orientant l'utilisateur vers la méthode correcte.</w:t>
+      </w:r>
+    </w:p>
+    <w:p>
+      <w:pPr>
+        <w:spacing w:after="60" w:before="40"/>
+        <w:jc w:val="both"/>
+      </w:pPr>
+      <w:r>
+        <w:rPr>
+          <w:b/>
+          <w:i w:val="0"/>
+          <w:sz w:val="20"/>
+        </w:rPr>
+        <w:t>Code avant la correction :</w:t>
+      </w:r>
+    </w:p>
+    <w:p>
+      <w:pPr>
+        <w:spacing w:before="80" w:after="80"/>
+        <w:ind w:left="454"/>
+        <w:shd w:val="clear" w:color="auto" w:fill="F0F0F0"/>
+      </w:pPr>
+      <w:r>
+        <w:rPr>
+          <w:rFonts w:ascii="Courier New" w:hAnsi="Courier New"/>
+          <w:sz w:val="17"/>
+        </w:rPr>
+        <w:t>-- AVANT (comportement incorrect)</w:t>
+        <w:br/>
+        <w:t>CREATE OR REPLACE TRIGGER trg_route_lignecommandes_table</w:t>
+        <w:br/>
+        <w:t>AFTER INSERT OR UPDATE OR DELETE ON LIGNECOMMANDES  -- laisse l'insert se faire</w:t>
+        <w:br/>
+        <w:t>FOR EACH ROW</w:t>
+        <w:br/>
+        <w:t>DECLARE</w:t>
+        <w:br/>
+        <w:t xml:space="preserve">    v_use_sc1 NUMBER;</w:t>
+        <w:br/>
+        <w:t>BEGIN</w:t>
+        <w:br/>
+        <w:t xml:space="preserve">    -- ... routage vers site1 ou site2 APRES l'insertion centrale</w:t>
+        <w:br/>
+        <w:t xml:space="preserve">    -- PROBLEME : la ligne existe deja dans LIGNECOMMANDES + dans le site</w:t>
+        <w:br/>
+        <w:t>END;</w:t>
+        <w:br/>
+        <w:t>/</w:t>
+      </w:r>
+    </w:p>
+    <w:p>
+      <w:pPr>
+        <w:spacing w:after="60" w:before="40"/>
+        <w:jc w:val="both"/>
+      </w:pPr>
+      <w:r>
+        <w:rPr>
+          <w:b/>
+          <w:i w:val="0"/>
+          <w:sz w:val="20"/>
+        </w:rPr>
+        <w:t>Code après la correction :</w:t>
+      </w:r>
+    </w:p>
+    <w:p>
+      <w:pPr>
+        <w:spacing w:before="80" w:after="80"/>
+        <w:ind w:left="454"/>
+        <w:shd w:val="clear" w:color="auto" w:fill="F0F0F0"/>
+      </w:pPr>
+      <w:r>
+        <w:rPr>
+          <w:rFonts w:ascii="Courier New" w:hAnsi="Courier New"/>
+          <w:sz w:val="17"/>
+        </w:rPr>
+        <w:t>-- APRES (comportement correct)</w:t>
+        <w:br/>
+        <w:t>CREATE OR REPLACE TRIGGER trg_route_lignecommandes_table</w:t>
+        <w:br/>
+        <w:t>BEFORE INSERT OR UPDATE OR DELETE ON LIGNECOMMANDES  -- bloque AVANT l'insert</w:t>
+        <w:br/>
+        <w:t>FOR EACH ROW</w:t>
+        <w:br/>
+        <w:t>BEGIN</w:t>
+        <w:br/>
+        <w:t xml:space="preserve">    RAISE_APPLICATION_ERROR(-20300,</w:t>
+        <w:br/>
+        <w:t xml:space="preserve">        'DML direct sur LIGNECOMMANDES interdit. '</w:t>
+        <w:br/>
+        <w:t xml:space="preserve">        || 'Utilisez la vue V_LIGNECOMMANDES_ROUTAGE a la place.');</w:t>
+        <w:br/>
+        <w:t>END;</w:t>
+        <w:br/>
+        <w:t>/</w:t>
+      </w:r>
+    </w:p>
+    <w:p>
+      <w:pPr>
+        <w:spacing w:after="120" w:before="40"/>
+        <w:jc w:val="both"/>
+      </w:pPr>
+      <w:r>
+        <w:rPr>
+          <w:b w:val="0"/>
+          <w:i w:val="0"/>
+          <w:sz w:val="22"/>
+        </w:rPr>
+        <w:t>Le changement clé est le passage de AFTER à BEFORE : Oracle intercepte maintenant l'opération AVANT qu'elle ne soit écrite sur le disque. L'erreur applicative -20300 est levée et toute l'opération est annulée automatiquement — rien n'est stocké sur le Central.</w:t>
+      </w:r>
+    </w:p>
+    <w:p>
+      <w:pPr>
+        <w:spacing w:after="80" w:before="40"/>
+        <w:jc w:val="both"/>
+      </w:pPr>
+      <w:r>
+        <w:rPr>
+          <w:b/>
+          <w:i w:val="0"/>
+          <w:color w:val="E86B1A"/>
+          <w:sz w:val="24"/>
+        </w:rPr>
+        <w:t>20.3 Résultats des tests de validation</w:t>
+      </w:r>
+    </w:p>
+    <w:p>
+      <w:pPr>
+        <w:spacing w:after="120" w:before="40"/>
+        <w:jc w:val="both"/>
+      </w:pPr>
+      <w:r>
+        <w:rPr>
+          <w:b w:val="0"/>
+          <w:i w:val="0"/>
+          <w:sz w:val="22"/>
+        </w:rPr>
+        <w:t>Les tests ont été exécutés directement sur oracle-central après redéploiement complet du cluster (docker-compose down -v &amp;&amp; docker-compose up -d). Voici la sortie console obtenue :</w:t>
+      </w:r>
+    </w:p>
+    <w:p>
+      <w:pPr>
+        <w:spacing w:before="80" w:after="80"/>
+        <w:ind w:left="454"/>
+        <w:shd w:val="clear" w:color="auto" w:fill="F0F0F0"/>
+      </w:pPr>
+      <w:r>
+        <w:rPr>
+          <w:rFonts w:ascii="Courier New" w:hAnsi="Courier New"/>
+          <w:sz w:val="17"/>
+        </w:rPr>
+        <w:t>=== Test 1 : INSERT direct dans LIGNECOMMANDES (doit etre bloque) ===</w:t>
+        <w:br/>
+        <w:t>OK - Insert direct bloque : ORA-20300: DML direct sur LIGNECOMMANDES interdit.</w:t>
+        <w:br/>
+        <w:t>Utilisez la vue V_LIGNECOMMANDES_ROUTAGE a la place.</w:t>
+        <w:br/>
+        <w:t>ORA-06512: at "ESHOPCENTRAL.TRG_ROUTE_LIGNECOMMANDES_TABLE", line 2</w:t>
+        <w:br/>
+        <w:br/>
+        <w:t>=== Test 2 : INSERT via V_LIGNECOMMANDES_ROUTAGE (doit reussir) ===</w:t>
+        <w:br/>
+        <w:t>OK - Insert via vue reussi, route vers SITE1 (QTE=150 &gt;= 100)</w:t>
+        <w:br/>
+        <w:br/>
+        <w:t>=== Verification : la ligne 9999 est bien sur SITE1 uniquement ===</w:t>
+        <w:br/>
+        <w:t>SITE    IDLIGNECOMMANDE   QUANTITE</w:t>
+        <w:br/>
+        <w:t>------- --------------- ----------</w:t>
+        <w:br/>
+        <w:t>SITE1              9999        150</w:t>
+        <w:br/>
+        <w:t>-- SITE2  : aucune ligne  (zero doublon confirme)</w:t>
+        <w:br/>
+        <w:t>-- CENTRAL: aucune ligne  (zero doublon confirme)</w:t>
+      </w:r>
+    </w:p>
+    <w:p>
+      <w:pPr>
+        <w:spacing w:after="120" w:before="40"/>
+        <w:jc w:val="both"/>
+      </w:pPr>
+      <w:r>
+        <w:rPr>
+          <w:b w:val="0"/>
+          <w:i w:val="0"/>
+          <w:sz w:val="22"/>
+        </w:rPr>
+        <w:t>Les trois tests valident le comportement attendu :</w:t>
+      </w:r>
+    </w:p>
+    <w:p>
+      <w:pPr>
+        <w:pStyle w:val="Listepuces"/>
+        <w:spacing w:after="80" w:before="40"/>
+        <w:ind w:left="283"/>
+      </w:pPr>
+      <w:r>
+        <w:rPr>
+          <w:b/>
+          <w:sz w:val="21"/>
+        </w:rPr>
+        <w:t xml:space="preserve">Test 1 — </w:t>
+      </w:r>
+      <w:r>
+        <w:rPr>
+          <w:sz w:val="21"/>
+        </w:rPr>
+        <w:t>INSERT direct bloqué avec ORA-20300 et message orientant vers la vue.</w:t>
+      </w:r>
+    </w:p>
+    <w:p>
+      <w:pPr>
+        <w:pStyle w:val="Listepuces"/>
+        <w:spacing w:after="80" w:before="40"/>
+        <w:ind w:left="283"/>
+      </w:pPr>
+      <w:r>
+        <w:rPr>
+          <w:b/>
+          <w:sz w:val="21"/>
+        </w:rPr>
+        <w:t xml:space="preserve">Test 2 — </w:t>
+      </w:r>
+      <w:r>
+        <w:rPr>
+          <w:sz w:val="21"/>
+        </w:rPr>
+        <w:t>INSERT via la vue accepté et routé correctement vers Site1 (QTE ≥ 100).</w:t>
+      </w:r>
+    </w:p>
+    <w:p>
+      <w:pPr>
+        <w:pStyle w:val="Listepuces"/>
+        <w:spacing w:after="80" w:before="40"/>
+        <w:ind w:left="283"/>
+      </w:pPr>
+      <w:r>
+        <w:rPr>
+          <w:b/>
+          <w:sz w:val="21"/>
+        </w:rPr>
+        <w:t xml:space="preserve">Vérification — </w:t>
+      </w:r>
+      <w:r>
+        <w:rPr>
+          <w:sz w:val="21"/>
+        </w:rPr>
+        <w:t>La ligne existe uniquement sur SITE1 — zéro doublon sur Central et Site2.</w:t>
+      </w:r>
+    </w:p>
+    <w:p>
+      <w:pPr>
+        <w:spacing w:after="80" w:before="40"/>
+        <w:jc w:val="both"/>
+      </w:pPr>
+      <w:r>
+        <w:rPr>
+          <w:b/>
+          <w:i w:val="0"/>
+          <w:color w:val="E86B1A"/>
+          <w:sz w:val="24"/>
+        </w:rPr>
+        <w:t>20.4 Impact sur l'architecture</w:t>
+      </w:r>
+    </w:p>
+    <w:p>
+      <w:pPr>
+        <w:spacing w:after="120" w:before="40"/>
+        <w:jc w:val="both"/>
+      </w:pPr>
+      <w:r>
+        <w:rPr>
+          <w:b w:val="0"/>
+          <w:i w:val="0"/>
+          <w:sz w:val="22"/>
+        </w:rPr>
+        <w:t>Ce correctif renforce la conformité du projet avec le modèle théorique d'une base de données distribuée :</w:t>
+      </w:r>
+    </w:p>
+    <w:p>
+      <w:pPr>
+        <w:pStyle w:val="Listepuces"/>
+        <w:spacing w:after="80" w:before="40"/>
+        <w:ind w:left="283"/>
+      </w:pPr>
+      <w:r>
+        <w:rPr>
+          <w:b/>
+          <w:sz w:val="21"/>
+        </w:rPr>
+        <w:t xml:space="preserve">Transparence : </w:t>
+      </w:r>
+      <w:r>
+        <w:rPr>
+          <w:sz w:val="21"/>
+        </w:rPr>
+        <w:t>Le Central joue désormais un rôle de coordinateur pur — il ne stocke aucune ligne de commande dans LIGNECOMMANDES, uniquement dans ROUTING_LOG.</w:t>
+      </w:r>
+    </w:p>
+    <w:p>
+      <w:pPr>
+        <w:pStyle w:val="Listepuces"/>
+        <w:spacing w:after="80" w:before="40"/>
+        <w:ind w:left="283"/>
+      </w:pPr>
+      <w:r>
+        <w:rPr>
+          <w:b/>
+          <w:sz w:val="21"/>
+        </w:rPr>
+        <w:t xml:space="preserve">Point d'entrée unique : </w:t>
+      </w:r>
+      <w:r>
+        <w:rPr>
+          <w:sz w:val="21"/>
+        </w:rPr>
+        <w:t>Toute application cliente est forcée de passer par V_LIGNECOMMANDES_ROUTAGE, garantissant que le routage est toujours appliqué.</w:t>
+      </w:r>
+    </w:p>
+    <w:p>
+      <w:pPr>
+        <w:pStyle w:val="Listepuces"/>
+        <w:spacing w:after="80" w:before="40"/>
+        <w:ind w:left="283"/>
+      </w:pPr>
+      <w:r>
+        <w:rPr>
+          <w:b/>
+          <w:sz w:val="21"/>
+        </w:rPr>
+        <w:t xml:space="preserve">Cohérence : </w:t>
+      </w:r>
+      <w:r>
+        <w:rPr>
+          <w:sz w:val="21"/>
+        </w:rPr>
+        <w:t>Les données ne peuvent exister qu'à un seul endroit (Site1 OU Site2), jamais en double, préservant la cohérence du système distribué.</w:t>
+      </w:r>
+    </w:p>
+    <w:p>
+      <w:pPr>
+        <w:pStyle w:val="Listepuces"/>
+        <w:spacing w:after="80" w:before="40"/>
+        <w:ind w:left="283"/>
+      </w:pPr>
+      <w:r>
+        <w:rPr>
+          <w:b/>
+          <w:sz w:val="21"/>
+        </w:rPr>
+        <w:t xml:space="preserve">Flux garanti : </w:t>
+      </w:r>
+      <w:r>
+        <w:rPr>
+          <w:sz w:val="21"/>
+        </w:rPr>
+        <w:t>Le flux correct est désormais : Application → V_LIGNECOMMANDES_ROUTAGE → Trigger INSTEAD OF → Site1 ou Site2.</w:t>
+      </w:r>
+    </w:p>
+    <w:p>
+      <w:pPr>
+        <w:spacing w:after="120" w:before="40"/>
+        <w:jc w:val="both"/>
+      </w:pPr>
+    </w:p>
+    <w:p>
+      <w:r>
+        <w:br w:type="page"/>
+      </w:r>
+    </w:p>
+    <w:p>
+      <w:pPr>
+        <w:pStyle w:val="Titre1"/>
+        <w:spacing w:before="360" w:after="160"/>
+      </w:pPr>
+      <w:r>
+        <w:rPr>
+          <w:color w:val="0D1B3E"/>
+        </w:rPr>
+        <w:t>20. CORRECTION DU PROBLÈME DE DOUBLON — TRIGGER BEFORE INSERT</w:t>
+      </w:r>
+    </w:p>
+    <w:p>
+      <w:pPr>
+        <w:spacing w:before="40" w:after="40"/>
+        <w:pBdr>
+          <w:bottom w:val="single" w:sz="6" w:space="1" w:color="E86B1A"/>
+        </w:pBdr>
+      </w:pPr>
+    </w:p>
+    <w:p>
+      <w:pPr>
+        <w:spacing w:after="80" w:before="40"/>
+        <w:jc w:val="both"/>
+      </w:pPr>
+      <w:r>
+        <w:rPr>
+          <w:b/>
+          <w:i w:val="0"/>
+          <w:color w:val="E86B1A"/>
+          <w:sz w:val="24"/>
+        </w:rPr>
+        <w:t>20.1 Identification du problème</w:t>
+      </w:r>
+    </w:p>
+    <w:p>
+      <w:pPr>
+        <w:spacing w:after="120" w:before="40"/>
+        <w:jc w:val="both"/>
+      </w:pPr>
+      <w:r>
+        <w:rPr>
+          <w:b w:val="0"/>
+          <w:i w:val="0"/>
+          <w:sz w:val="22"/>
+        </w:rPr>
+        <w:t>Lors de l'analyse approfondie du mécanisme de routage, un problème de cohérence a été identifié dans la conception initiale du trigger trg_route_lignecommandes_table défini sur la table LIGNECOMMANDES du site Central.</w:t>
+      </w:r>
+    </w:p>
+    <w:p>
+      <w:pPr>
+        <w:spacing w:after="120" w:before="40"/>
+        <w:jc w:val="both"/>
+      </w:pPr>
+      <w:r>
+        <w:rPr>
+          <w:b w:val="0"/>
+          <w:i w:val="0"/>
+          <w:sz w:val="22"/>
+        </w:rPr>
+        <w:t>Le trigger original était de type AFTER INSERT OR UPDATE OR DELETE. Ce type de trigger laisse d'abord l'opération DML s'exécuter normalement sur la table cible, puis déclenche son code. Appliqué à la table centrale LIGNECOMMANDES, ce comportement produisait le problème suivant :</w:t>
+      </w:r>
+    </w:p>
+    <w:p>
+      <w:pPr>
+        <w:pStyle w:val="Listepuces"/>
+        <w:spacing w:after="80" w:before="40"/>
+        <w:ind w:left="283"/>
+      </w:pPr>
+      <w:r>
+        <w:rPr>
+          <w:b/>
+          <w:sz w:val="21"/>
+        </w:rPr>
+        <w:t xml:space="preserve">Étape 1 — </w:t>
+      </w:r>
+      <w:r>
+        <w:rPr>
+          <w:sz w:val="21"/>
+        </w:rPr>
+        <w:t>La ligne était insérée dans LIGNECOMMANDES du Central (ligne stockée sur le Central).</w:t>
+      </w:r>
+    </w:p>
+    <w:p>
+      <w:pPr>
+        <w:pStyle w:val="Listepuces"/>
+        <w:spacing w:after="80" w:before="40"/>
+        <w:ind w:left="283"/>
+      </w:pPr>
+      <w:r>
+        <w:rPr>
+          <w:b/>
+          <w:sz w:val="21"/>
+        </w:rPr>
+        <w:t xml:space="preserve">Étape 2 — </w:t>
+      </w:r>
+      <w:r>
+        <w:rPr>
+          <w:sz w:val="21"/>
+        </w:rPr>
+        <w:t>Le trigger se déclenchait APRÈS et routait la même ligne vers Site1 ou Site2.</w:t>
+      </w:r>
+    </w:p>
+    <w:p>
+      <w:pPr>
+        <w:pStyle w:val="Listepuces"/>
+        <w:spacing w:after="80" w:before="40"/>
+        <w:ind w:left="283"/>
+      </w:pPr>
+      <w:r>
+        <w:rPr>
+          <w:b/>
+          <w:sz w:val="21"/>
+        </w:rPr>
+        <w:t xml:space="preserve">Conséquence — </w:t>
+      </w:r>
+      <w:r>
+        <w:rPr>
+          <w:sz w:val="21"/>
+        </w:rPr>
+        <w:t>Résultat : la même ligne existait en double — une fois sur le Central et une fois sur le site distant.</w:t>
+      </w:r>
+    </w:p>
+    <w:p>
+      <w:pPr>
+        <w:spacing w:after="120" w:before="40"/>
+        <w:jc w:val="both"/>
+      </w:pPr>
+    </w:p>
+    <w:tbl>
+      <w:tblPr>
+        <w:tblStyle w:val="Grilledutableau"/>
+        <w:tblW w:type="auto" w:w="0"/>
+        <w:jc w:val="center"/>
+        <w:tblLook w:firstColumn="1" w:firstRow="1" w:lastColumn="0" w:lastRow="0" w:noHBand="0" w:noVBand="1" w:val="04A0"/>
+      </w:tblPr>
+      <w:tblGrid>
+        <w:gridCol w:w="3135"/>
+        <w:gridCol w:w="3135"/>
+        <w:gridCol w:w="3135"/>
+      </w:tblGrid>
+      <w:tr>
+        <w:tc>
+          <w:tcPr>
+            <w:tcW w:type="dxa" w:w="3135"/>
+            <w:shd w:val="clear" w:color="auto" w:fill="1A3F7A"/>
+          </w:tcPr>
+          <w:p>
+            <w:pPr>
+              <w:jc w:val="center"/>
+            </w:pPr>
+            <w:r>
+              <w:rPr>
+                <w:b/>
+                <w:color w:val="FFFFFF"/>
+                <w:sz w:val="20"/>
+              </w:rPr>
+              <w:t>Méthode d'insertion</w:t>
+            </w:r>
+          </w:p>
+        </w:tc>
+        <w:tc>
+          <w:tcPr>
+            <w:tcW w:type="dxa" w:w="3135"/>
+            <w:shd w:val="clear" w:color="auto" w:fill="1A3F7A"/>
+          </w:tcPr>
+          <w:p>
+            <w:pPr>
+              <w:jc w:val="center"/>
+            </w:pPr>
+            <w:r>
+              <w:rPr>
+                <w:b/>
+                <w:color w:val="FFFFFF"/>
+                <w:sz w:val="20"/>
+              </w:rPr>
+              <w:t>Données sur Central</w:t>
+            </w:r>
+          </w:p>
+        </w:tc>
+        <w:tc>
+          <w:tcPr>
+            <w:tcW w:type="dxa" w:w="3135"/>
+            <w:shd w:val="clear" w:color="auto" w:fill="1A3F7A"/>
+          </w:tcPr>
+          <w:p>
+            <w:pPr>
+              <w:jc w:val="center"/>
+            </w:pPr>
+            <w:r>
+              <w:rPr>
+                <w:b/>
+                <w:color w:val="FFFFFF"/>
+                <w:sz w:val="20"/>
+              </w:rPr>
+              <w:t>Données sur Site1/Site2</w:t>
+            </w:r>
+          </w:p>
+        </w:tc>
+      </w:tr>
+      <w:tr>
+        <w:tc>
+          <w:tcPr>
+            <w:tcW w:type="dxa" w:w="3135"/>
+            <w:shd w:val="clear" w:color="auto" w:fill="FFF0F0"/>
+          </w:tcPr>
+          <w:p>
+            <w:pPr>
+              <w:jc w:val="center"/>
+            </w:pPr>
+            <w:r>
+              <w:rPr>
+                <w:b/>
+                <w:sz w:val="20"/>
+              </w:rPr>
+              <w:t>INSERT direct dans LIGNECOMMANDES</w:t>
+              <w:br/>
+              <w:t>(avant le fix)</w:t>
+            </w:r>
+          </w:p>
+        </w:tc>
+        <w:tc>
+          <w:tcPr>
+            <w:tcW w:type="dxa" w:w="3135"/>
+            <w:shd w:val="clear" w:color="auto" w:fill="FFF0F0"/>
+          </w:tcPr>
+          <w:p>
+            <w:pPr>
+              <w:jc w:val="center"/>
+            </w:pPr>
+            <w:r>
+              <w:rPr>
+                <w:sz w:val="20"/>
+              </w:rPr>
+              <w:t>✅ Oui — doublon !</w:t>
+            </w:r>
+          </w:p>
+        </w:tc>
+        <w:tc>
+          <w:tcPr>
+            <w:tcW w:type="dxa" w:w="3135"/>
+            <w:shd w:val="clear" w:color="auto" w:fill="FFF0F0"/>
+          </w:tcPr>
+          <w:p>
+            <w:pPr>
+              <w:jc w:val="center"/>
+            </w:pPr>
+            <w:r>
+              <w:rPr>
+                <w:sz w:val="20"/>
+              </w:rPr>
+              <w:t>✅ Oui — routé</w:t>
+            </w:r>
+          </w:p>
+        </w:tc>
+      </w:tr>
+      <w:tr>
+        <w:tc>
+          <w:tcPr>
+            <w:tcW w:type="dxa" w:w="3135"/>
+            <w:shd w:val="clear" w:color="auto" w:fill="F0FFF4"/>
+          </w:tcPr>
+          <w:p>
+            <w:pPr>
+              <w:jc w:val="center"/>
+            </w:pPr>
+            <w:r>
+              <w:rPr>
+                <w:b/>
+                <w:sz w:val="20"/>
+              </w:rPr>
+              <w:t>INSERT via V_LIGNECOMMANDES_ROUTAGE</w:t>
+              <w:br/>
+              <w:t>(méthode correcte)</w:t>
+            </w:r>
+          </w:p>
+        </w:tc>
+        <w:tc>
+          <w:tcPr>
+            <w:tcW w:type="dxa" w:w="3135"/>
+            <w:shd w:val="clear" w:color="auto" w:fill="F0FFF4"/>
+          </w:tcPr>
+          <w:p>
+            <w:pPr>
+              <w:jc w:val="center"/>
+            </w:pPr>
+            <w:r>
+              <w:rPr>
+                <w:sz w:val="20"/>
+              </w:rPr>
+              <w:t>❌ Non — jamais stocké</w:t>
+            </w:r>
+          </w:p>
+        </w:tc>
+        <w:tc>
+          <w:tcPr>
+            <w:tcW w:type="dxa" w:w="3135"/>
+            <w:shd w:val="clear" w:color="auto" w:fill="F0FFF4"/>
+          </w:tcPr>
+          <w:p>
+            <w:pPr>
+              <w:jc w:val="center"/>
+            </w:pPr>
+            <w:r>
+              <w:rPr>
+                <w:sz w:val="20"/>
+              </w:rPr>
+              <w:t>✅ Oui — routé</w:t>
+            </w:r>
+          </w:p>
+        </w:tc>
+      </w:tr>
+    </w:tbl>
+    <w:p>
+      <w:pPr>
+        <w:spacing w:after="120" w:before="40"/>
+        <w:jc w:val="both"/>
+      </w:pPr>
+    </w:p>
+    <w:p>
+      <w:pPr>
+        <w:spacing w:after="80" w:before="40"/>
+        <w:jc w:val="both"/>
+      </w:pPr>
+      <w:r>
+        <w:rPr>
+          <w:b/>
+          <w:i w:val="0"/>
+          <w:color w:val="E86B1A"/>
+          <w:sz w:val="24"/>
+        </w:rPr>
+        <w:t>20.2 Solution appliquée</w:t>
+      </w:r>
+    </w:p>
+    <w:p>
+      <w:pPr>
+        <w:spacing w:after="120" w:before="40"/>
+        <w:jc w:val="both"/>
+      </w:pPr>
+      <w:r>
+        <w:rPr>
+          <w:b w:val="0"/>
+          <w:i w:val="0"/>
+          <w:sz w:val="22"/>
+        </w:rPr>
+        <w:t>La correction consiste à remplacer le trigger AFTER par un trigger BEFORE qui bloque immédiatement toute tentative d'opération DML directe sur la table LIGNECOMMANDES du Central, avec un message d'erreur explicite orientant l'utilisateur vers la méthode correcte.</w:t>
+      </w:r>
+    </w:p>
+    <w:p>
+      <w:pPr>
+        <w:spacing w:after="60" w:before="40"/>
+        <w:jc w:val="both"/>
+      </w:pPr>
+      <w:r>
+        <w:rPr>
+          <w:b/>
+          <w:i w:val="0"/>
+          <w:sz w:val="20"/>
+        </w:rPr>
+        <w:t>Code avant la correction :</w:t>
+      </w:r>
+    </w:p>
+    <w:p>
+      <w:pPr>
+        <w:spacing w:before="80" w:after="80"/>
+        <w:ind w:left="454"/>
+        <w:shd w:val="clear" w:color="auto" w:fill="F0F0F0"/>
+      </w:pPr>
+      <w:r>
+        <w:rPr>
+          <w:rFonts w:ascii="Courier New" w:hAnsi="Courier New"/>
+          <w:sz w:val="17"/>
+        </w:rPr>
+        <w:t>-- AVANT (comportement incorrect)</w:t>
+        <w:br/>
+        <w:t>CREATE OR REPLACE TRIGGER trg_route_lignecommandes_table</w:t>
+        <w:br/>
+        <w:t>AFTER INSERT OR UPDATE OR DELETE ON LIGNECOMMANDES  -- laisse l'insert se faire</w:t>
+        <w:br/>
+        <w:t>FOR EACH ROW</w:t>
+        <w:br/>
+        <w:t>DECLARE</w:t>
+        <w:br/>
+        <w:t xml:space="preserve">    v_use_sc1 NUMBER;</w:t>
+        <w:br/>
+        <w:t>BEGIN</w:t>
+        <w:br/>
+        <w:t xml:space="preserve">    -- ... routage vers site1 ou site2 APRES l'insertion centrale</w:t>
+        <w:br/>
+        <w:t xml:space="preserve">    -- PROBLEME : la ligne existe deja dans LIGNECOMMANDES + dans le site</w:t>
+        <w:br/>
+        <w:t>END;</w:t>
+        <w:br/>
+        <w:t>/</w:t>
+      </w:r>
+    </w:p>
+    <w:p>
+      <w:pPr>
+        <w:spacing w:after="60" w:before="40"/>
+        <w:jc w:val="both"/>
+      </w:pPr>
+      <w:r>
+        <w:rPr>
+          <w:b/>
+          <w:i w:val="0"/>
+          <w:sz w:val="20"/>
+        </w:rPr>
+        <w:t>Code après la correction :</w:t>
+      </w:r>
+    </w:p>
+    <w:p>
+      <w:pPr>
+        <w:spacing w:before="80" w:after="80"/>
+        <w:ind w:left="454"/>
+        <w:shd w:val="clear" w:color="auto" w:fill="F0F0F0"/>
+      </w:pPr>
+      <w:r>
+        <w:rPr>
+          <w:rFonts w:ascii="Courier New" w:hAnsi="Courier New"/>
+          <w:sz w:val="17"/>
+        </w:rPr>
+        <w:t>-- APRES (comportement correct)</w:t>
+        <w:br/>
+        <w:t>CREATE OR REPLACE TRIGGER trg_route_lignecommandes_table</w:t>
+        <w:br/>
+        <w:t>BEFORE INSERT OR UPDATE OR DELETE ON LIGNECOMMANDES  -- bloque AVANT l'insert</w:t>
+        <w:br/>
+        <w:t>FOR EACH ROW</w:t>
+        <w:br/>
+        <w:t>BEGIN</w:t>
+        <w:br/>
+        <w:t xml:space="preserve">    RAISE_APPLICATION_ERROR(-20300,</w:t>
+        <w:br/>
+        <w:t xml:space="preserve">        'DML direct sur LIGNECOMMANDES interdit. '</w:t>
+        <w:br/>
+        <w:t xml:space="preserve">        || 'Utilisez la vue V_LIGNECOMMANDES_ROUTAGE a la place.');</w:t>
+        <w:br/>
+        <w:t>END;</w:t>
+        <w:br/>
+        <w:t>/</w:t>
+      </w:r>
+    </w:p>
+    <w:p>
+      <w:pPr>
+        <w:spacing w:after="120" w:before="40"/>
+        <w:jc w:val="both"/>
+      </w:pPr>
+      <w:r>
+        <w:rPr>
+          <w:b w:val="0"/>
+          <w:i w:val="0"/>
+          <w:sz w:val="22"/>
+        </w:rPr>
+        <w:t>Le changement clé est le passage de AFTER à BEFORE : Oracle intercepte maintenant l'opération AVANT qu'elle ne soit écrite sur le disque. L'erreur applicative -20300 est levée et toute l'opération est annulée automatiquement — rien n'est stocké sur le Central.</w:t>
+      </w:r>
+    </w:p>
+    <w:p>
+      <w:pPr>
+        <w:spacing w:after="80" w:before="40"/>
+        <w:jc w:val="both"/>
+      </w:pPr>
+      <w:r>
+        <w:rPr>
+          <w:b/>
+          <w:i w:val="0"/>
+          <w:color w:val="E86B1A"/>
+          <w:sz w:val="24"/>
+        </w:rPr>
+        <w:t>20.3 Résultats des tests de validation</w:t>
+      </w:r>
+    </w:p>
+    <w:p>
+      <w:pPr>
+        <w:spacing w:after="120" w:before="40"/>
+        <w:jc w:val="both"/>
+      </w:pPr>
+      <w:r>
+        <w:rPr>
+          <w:b w:val="0"/>
+          <w:i w:val="0"/>
+          <w:sz w:val="22"/>
+        </w:rPr>
+        <w:t>Les tests ont été exécutés directement sur oracle-central après redéploiement complet du cluster (docker-compose down -v &amp;&amp; docker-compose up -d). Voici la sortie console obtenue :</w:t>
+      </w:r>
+    </w:p>
+    <w:p>
+      <w:pPr>
+        <w:spacing w:before="80" w:after="80"/>
+        <w:ind w:left="454"/>
+        <w:shd w:val="clear" w:color="auto" w:fill="F0F0F0"/>
+      </w:pPr>
+      <w:r>
+        <w:rPr>
+          <w:rFonts w:ascii="Courier New" w:hAnsi="Courier New"/>
+          <w:sz w:val="17"/>
+        </w:rPr>
+        <w:t>=== Test 1 : INSERT direct dans LIGNECOMMANDES (doit etre bloque) ===</w:t>
+        <w:br/>
+        <w:t>OK - Insert direct bloque : ORA-20300: DML direct sur LIGNECOMMANDES interdit.</w:t>
+        <w:br/>
+        <w:t>Utilisez la vue V_LIGNECOMMANDES_ROUTAGE a la place.</w:t>
+        <w:br/>
+        <w:t>ORA-06512: at "ESHOPCENTRAL.TRG_ROUTE_LIGNECOMMANDES_TABLE", line 2</w:t>
+        <w:br/>
+        <w:br/>
+        <w:t>=== Test 2 : INSERT via V_LIGNECOMMANDES_ROUTAGE (doit reussir) ===</w:t>
+        <w:br/>
+        <w:t>OK - Insert via vue reussi, route vers SITE1 (QTE=150 &gt;= 100)</w:t>
+        <w:br/>
+        <w:br/>
+        <w:t>=== Verification : la ligne 9999 est bien sur SITE1 uniquement ===</w:t>
+        <w:br/>
+        <w:t>SITE    IDLIGNECOMMANDE   QUANTITE</w:t>
+        <w:br/>
+        <w:t>------- --------------- ----------</w:t>
+        <w:br/>
+        <w:t>SITE1              9999        150</w:t>
+        <w:br/>
+        <w:t>-- SITE2  : aucune ligne  (zero doublon confirme)</w:t>
+        <w:br/>
+        <w:t>-- CENTRAL: aucune ligne  (zero doublon confirme)</w:t>
+      </w:r>
+    </w:p>
+    <w:p>
+      <w:pPr>
+        <w:spacing w:after="120" w:before="40"/>
+        <w:jc w:val="both"/>
+      </w:pPr>
+      <w:r>
+        <w:rPr>
+          <w:b w:val="0"/>
+          <w:i w:val="0"/>
+          <w:sz w:val="22"/>
+        </w:rPr>
+        <w:t>Les trois tests valident le comportement attendu :</w:t>
+      </w:r>
+    </w:p>
+    <w:p>
+      <w:pPr>
+        <w:pStyle w:val="Listepuces"/>
+        <w:spacing w:after="80" w:before="40"/>
+        <w:ind w:left="283"/>
+      </w:pPr>
+      <w:r>
+        <w:rPr>
+          <w:b/>
+          <w:sz w:val="21"/>
+        </w:rPr>
+        <w:t xml:space="preserve">Test 1 — </w:t>
+      </w:r>
+      <w:r>
+        <w:rPr>
+          <w:sz w:val="21"/>
+        </w:rPr>
+        <w:t>INSERT direct bloqué avec ORA-20300 et message orientant vers la vue.</w:t>
+      </w:r>
+    </w:p>
+    <w:p>
+      <w:pPr>
+        <w:pStyle w:val="Listepuces"/>
+        <w:spacing w:after="80" w:before="40"/>
+        <w:ind w:left="283"/>
+      </w:pPr>
+      <w:r>
+        <w:rPr>
+          <w:b/>
+          <w:sz w:val="21"/>
+        </w:rPr>
+        <w:t xml:space="preserve">Test 2 — </w:t>
+      </w:r>
+      <w:r>
+        <w:rPr>
+          <w:sz w:val="21"/>
+        </w:rPr>
+        <w:t>INSERT via la vue accepté et routé correctement vers Site1 (QTE ≥ 100).</w:t>
+      </w:r>
+    </w:p>
+    <w:p>
+      <w:pPr>
+        <w:pStyle w:val="Listepuces"/>
+        <w:spacing w:after="80" w:before="40"/>
+        <w:ind w:left="283"/>
+      </w:pPr>
+      <w:r>
+        <w:rPr>
+          <w:b/>
+          <w:sz w:val="21"/>
+        </w:rPr>
+        <w:t xml:space="preserve">Vérification — </w:t>
+      </w:r>
+      <w:r>
+        <w:rPr>
+          <w:sz w:val="21"/>
+        </w:rPr>
+        <w:t>La ligne existe uniquement sur SITE1 — zéro doublon sur Central et Site2.</w:t>
+      </w:r>
+    </w:p>
+    <w:p>
+      <w:pPr>
+        <w:spacing w:after="80" w:before="40"/>
+        <w:jc w:val="both"/>
+      </w:pPr>
+      <w:r>
+        <w:rPr>
+          <w:b/>
+          <w:i w:val="0"/>
+          <w:color w:val="E86B1A"/>
+          <w:sz w:val="24"/>
+        </w:rPr>
+        <w:t>20.4 Impact sur l'architecture</w:t>
+      </w:r>
+    </w:p>
+    <w:p>
+      <w:pPr>
+        <w:spacing w:after="120" w:before="40"/>
+        <w:jc w:val="both"/>
+      </w:pPr>
+      <w:r>
+        <w:rPr>
+          <w:b w:val="0"/>
+          <w:i w:val="0"/>
+          <w:sz w:val="22"/>
+        </w:rPr>
+        <w:t>Ce correctif renforce la conformité du projet avec le modèle théorique d'une base de données distribuée :</w:t>
+      </w:r>
+    </w:p>
+    <w:p>
+      <w:pPr>
+        <w:pStyle w:val="Listepuces"/>
+        <w:spacing w:after="80" w:before="40"/>
+        <w:ind w:left="283"/>
+      </w:pPr>
+      <w:r>
+        <w:rPr>
+          <w:b/>
+          <w:sz w:val="21"/>
+        </w:rPr>
+        <w:t xml:space="preserve">Transparence : </w:t>
+      </w:r>
+      <w:r>
+        <w:rPr>
+          <w:sz w:val="21"/>
+        </w:rPr>
+        <w:t>Le Central joue désormais un rôle de coordinateur pur — il ne stocke aucune ligne de commande dans LIGNECOMMANDES, uniquement dans ROUTING_LOG.</w:t>
+      </w:r>
+    </w:p>
+    <w:p>
+      <w:pPr>
+        <w:pStyle w:val="Listepuces"/>
+        <w:spacing w:after="80" w:before="40"/>
+        <w:ind w:left="283"/>
+      </w:pPr>
+      <w:r>
+        <w:rPr>
+          <w:b/>
+          <w:sz w:val="21"/>
+        </w:rPr>
+        <w:t xml:space="preserve">Point d'entrée unique : </w:t>
+      </w:r>
+      <w:r>
+        <w:rPr>
+          <w:sz w:val="21"/>
+        </w:rPr>
+        <w:t>Toute application cliente est forcée de passer par V_LIGNECOMMANDES_ROUTAGE, garantissant que le routage est toujours appliqué.</w:t>
+      </w:r>
+    </w:p>
+    <w:p>
+      <w:pPr>
+        <w:pStyle w:val="Listepuces"/>
+        <w:spacing w:after="80" w:before="40"/>
+        <w:ind w:left="283"/>
+      </w:pPr>
+      <w:r>
+        <w:rPr>
+          <w:b/>
+          <w:sz w:val="21"/>
+        </w:rPr>
+        <w:t xml:space="preserve">Cohérence : </w:t>
+      </w:r>
+      <w:r>
+        <w:rPr>
+          <w:sz w:val="21"/>
+        </w:rPr>
+        <w:t>Les données ne peuvent exister qu'à un seul endroit (Site1 OU Site2), jamais en double, préservant la cohérence du système distribué.</w:t>
+      </w:r>
+    </w:p>
+    <w:p>
+      <w:pPr>
+        <w:pStyle w:val="Listepuces"/>
+        <w:spacing w:after="80" w:before="40"/>
+        <w:ind w:left="283"/>
+      </w:pPr>
+      <w:r>
+        <w:rPr>
+          <w:b/>
+          <w:sz w:val="21"/>
+        </w:rPr>
+        <w:t xml:space="preserve">Flux garanti : </w:t>
+      </w:r>
+      <w:r>
+        <w:rPr>
+          <w:sz w:val="21"/>
+        </w:rPr>
+        <w:t>Le flux correct est désormais : Application → V_LIGNECOMMANDES_ROUTAGE → Trigger INSTEAD OF → Site1 ou Site2.</w:t>
+      </w:r>
+    </w:p>
+    <w:p>
+      <w:pPr>
+        <w:spacing w:after="120" w:before="40"/>
+        <w:jc w:val="both"/>
+      </w:pPr>
+    </w:p>
+    <w:p>
+      <w:r>
+        <w:br w:type="page"/>
+      </w:r>
+    </w:p>
+    <w:p>
+      <w:pPr>
+        <w:pStyle w:val="Titre1"/>
+        <w:spacing w:before="360" w:after="160"/>
+      </w:pPr>
+      <w:r>
+        <w:rPr>
+          <w:color w:val="0D1B3E"/>
+        </w:rPr>
+        <w:t>21. CORRECTION DE LA REDONDANCE — TRUNCATE LIGNECOMMANDES</w:t>
+      </w:r>
+    </w:p>
+    <w:p>
+      <w:pPr>
+        <w:spacing w:before="40" w:after="40"/>
+        <w:pBdr>
+          <w:bottom w:val="single" w:sz="6" w:space="1" w:color="E86B1A"/>
+        </w:pBdr>
+      </w:pPr>
+    </w:p>
+    <w:p>
+      <w:pPr>
+        <w:spacing w:after="80" w:before="40"/>
+        <w:jc w:val="both"/>
+      </w:pPr>
+      <w:r>
+        <w:rPr>
+          <w:b/>
+          <w:i w:val="0"/>
+          <w:color w:val="E86B1A"/>
+          <w:sz w:val="24"/>
+        </w:rPr>
+        <w:t>21.1 Identification du problème</w:t>
+      </w:r>
+    </w:p>
+    <w:p>
+      <w:pPr>
+        <w:spacing w:after="120" w:before="40"/>
+        <w:jc w:val="both"/>
+      </w:pPr>
+      <w:r>
+        <w:rPr>
+          <w:b w:val="0"/>
+          <w:i w:val="0"/>
+          <w:sz w:val="22"/>
+        </w:rPr>
+        <w:t>Lors de l'analyse de l'ordre d'initialisation du cluster, un second problème de redondance a été identifié, distinct du problème de doublon corrigé précédemment. Ce problème est structurel et concerne les données initiales insérées au démarrage.</w:t>
+      </w:r>
+    </w:p>
+    <w:p>
+      <w:pPr>
+        <w:spacing w:after="120" w:before="40"/>
+        <w:jc w:val="both"/>
+      </w:pPr>
+      <w:r>
+        <w:rPr>
+          <w:b w:val="0"/>
+          <w:i w:val="0"/>
+          <w:sz w:val="22"/>
+        </w:rPr>
+        <w:t>Le script eshop_data.sh est monté sur les trois conteneurs (Site1, Site2 et Central). À l'étape 02, les 25 lignes de commande sont donc insérées simultanément dans la table LIGNECOMMANDES de chaque nœud. À l'étape 05, chaque site crée ses tables fragmentées via CREATE TABLE AS SELECT, extrayant la portion qui lui revient. Cependant, la table source LIGNECOMMANDES n'est jamais vidée après cette opération.</w:t>
+      </w:r>
+    </w:p>
+    <w:p>
+      <w:pPr>
+        <w:spacing w:after="60" w:before="40"/>
+        <w:jc w:val="both"/>
+      </w:pPr>
+      <w:r>
+        <w:rPr>
+          <w:b/>
+          <w:i w:val="0"/>
+          <w:sz w:val="20"/>
+        </w:rPr>
+        <w:t>Résultat avant correction :</w:t>
+      </w:r>
+    </w:p>
+    <w:tbl>
+      <w:tblPr>
+        <w:tblStyle w:val="Grilledutableau"/>
+        <w:tblW w:type="auto" w:w="0"/>
+        <w:jc w:val="center"/>
+        <w:tblLook w:firstColumn="1" w:firstRow="1" w:lastColumn="0" w:lastRow="0" w:noHBand="0" w:noVBand="1" w:val="04A0"/>
+      </w:tblPr>
+      <w:tblGrid>
+        <w:gridCol w:w="3135"/>
+        <w:gridCol w:w="3135"/>
+        <w:gridCol w:w="3135"/>
+      </w:tblGrid>
+      <w:tr>
+        <w:tc>
+          <w:tcPr>
+            <w:tcW w:type="dxa" w:w="3135"/>
+            <w:shd w:val="clear" w:color="auto" w:fill="1A3F7A"/>
+          </w:tcPr>
+          <w:p>
+            <w:pPr>
+              <w:jc w:val="center"/>
+            </w:pPr>
+            <w:r>
+              <w:rPr>
+                <w:b/>
+                <w:color w:val="FFFFFF"/>
+                <w:sz w:val="20"/>
+              </w:rPr>
+              <w:t>Nœud</w:t>
+            </w:r>
+          </w:p>
+        </w:tc>
+        <w:tc>
+          <w:tcPr>
+            <w:tcW w:type="dxa" w:w="3135"/>
+            <w:shd w:val="clear" w:color="auto" w:fill="1A3F7A"/>
+          </w:tcPr>
+          <w:p>
+            <w:pPr>
+              <w:jc w:val="center"/>
+            </w:pPr>
+            <w:r>
+              <w:rPr>
+                <w:b/>
+                <w:color w:val="FFFFFF"/>
+                <w:sz w:val="20"/>
+              </w:rPr>
+              <w:t>Table</w:t>
+            </w:r>
+          </w:p>
+        </w:tc>
+        <w:tc>
+          <w:tcPr>
+            <w:tcW w:type="dxa" w:w="3135"/>
+            <w:shd w:val="clear" w:color="auto" w:fill="1A3F7A"/>
+          </w:tcPr>
+          <w:p>
+            <w:pPr>
+              <w:jc w:val="center"/>
+            </w:pPr>
+            <w:r>
+              <w:rPr>
+                <w:b/>
+                <w:color w:val="FFFFFF"/>
+                <w:sz w:val="20"/>
+              </w:rPr>
+              <w:t>Lignes</w:t>
+            </w:r>
+          </w:p>
+        </w:tc>
+      </w:tr>
+      <w:tr>
+        <w:tc>
+          <w:tcPr>
+            <w:tcW w:type="dxa" w:w="3135"/>
+            <w:shd w:val="clear" w:color="auto" w:fill="FFF0F0"/>
+          </w:tcPr>
+          <w:p>
+            <w:pPr>
+              <w:jc w:val="center"/>
+            </w:pPr>
+            <w:r>
+              <w:rPr>
+                <w:sz w:val="20"/>
+              </w:rPr>
+              <w:t>Site1</w:t>
+            </w:r>
+          </w:p>
+        </w:tc>
+        <w:tc>
+          <w:tcPr>
+            <w:tcW w:type="dxa" w:w="3135"/>
+            <w:shd w:val="clear" w:color="auto" w:fill="FFF0F0"/>
+          </w:tcPr>
+          <w:p>
+            <w:pPr>
+              <w:jc w:val="center"/>
+            </w:pPr>
+            <w:r>
+              <w:rPr>
+                <w:sz w:val="20"/>
+              </w:rPr>
+              <w:t>LIGNECOMMANDES (redondante)</w:t>
+            </w:r>
+          </w:p>
+        </w:tc>
+        <w:tc>
+          <w:tcPr>
+            <w:tcW w:type="dxa" w:w="3135"/>
+            <w:shd w:val="clear" w:color="auto" w:fill="FFF0F0"/>
+          </w:tcPr>
+          <w:p>
+            <w:pPr>
+              <w:jc w:val="center"/>
+            </w:pPr>
+            <w:r>
+              <w:rPr>
+                <w:sz w:val="20"/>
+              </w:rPr>
+              <w:t>25 lignes — inutiles</w:t>
+            </w:r>
+          </w:p>
+        </w:tc>
+      </w:tr>
+      <w:tr>
+        <w:tc>
+          <w:tcPr>
+            <w:tcW w:type="dxa" w:w="3135"/>
+            <w:shd w:val="clear" w:color="auto" w:fill="F0FFF4"/>
+          </w:tcPr>
+          <w:p>
+            <w:pPr>
+              <w:jc w:val="center"/>
+            </w:pPr>
+            <w:r>
+              <w:rPr>
+                <w:sz w:val="20"/>
+              </w:rPr>
+              <w:t>Site1</w:t>
+            </w:r>
+          </w:p>
+        </w:tc>
+        <w:tc>
+          <w:tcPr>
+            <w:tcW w:type="dxa" w:w="3135"/>
+            <w:shd w:val="clear" w:color="auto" w:fill="F0FFF4"/>
+          </w:tcPr>
+          <w:p>
+            <w:pPr>
+              <w:jc w:val="center"/>
+            </w:pPr>
+            <w:r>
+              <w:rPr>
+                <w:sz w:val="20"/>
+              </w:rPr>
+              <w:t>LigneCommandes1 (fragment)</w:t>
+            </w:r>
+          </w:p>
+        </w:tc>
+        <w:tc>
+          <w:tcPr>
+            <w:tcW w:type="dxa" w:w="3135"/>
+            <w:shd w:val="clear" w:color="auto" w:fill="F0FFF4"/>
+          </w:tcPr>
+          <w:p>
+            <w:pPr>
+              <w:jc w:val="center"/>
+            </w:pPr>
+            <w:r>
+              <w:rPr>
+                <w:sz w:val="20"/>
+              </w:rPr>
+              <w:t>12 lignes — actives</w:t>
+            </w:r>
+          </w:p>
+        </w:tc>
+      </w:tr>
+      <w:tr>
+        <w:tc>
+          <w:tcPr>
+            <w:tcW w:type="dxa" w:w="3135"/>
+            <w:shd w:val="clear" w:color="auto" w:fill="FFF0F0"/>
+          </w:tcPr>
+          <w:p>
+            <w:pPr>
+              <w:jc w:val="center"/>
+            </w:pPr>
+            <w:r>
+              <w:rPr>
+                <w:sz w:val="20"/>
+              </w:rPr>
+              <w:t>Site2</w:t>
+            </w:r>
+          </w:p>
+        </w:tc>
+        <w:tc>
+          <w:tcPr>
+            <w:tcW w:type="dxa" w:w="3135"/>
+            <w:shd w:val="clear" w:color="auto" w:fill="FFF0F0"/>
+          </w:tcPr>
+          <w:p>
+            <w:pPr>
+              <w:jc w:val="center"/>
+            </w:pPr>
+            <w:r>
+              <w:rPr>
+                <w:sz w:val="20"/>
+              </w:rPr>
+              <w:t>LIGNECOMMANDES (redondante)</w:t>
+            </w:r>
+          </w:p>
+        </w:tc>
+        <w:tc>
+          <w:tcPr>
+            <w:tcW w:type="dxa" w:w="3135"/>
+            <w:shd w:val="clear" w:color="auto" w:fill="FFF0F0"/>
+          </w:tcPr>
+          <w:p>
+            <w:pPr>
+              <w:jc w:val="center"/>
+            </w:pPr>
+            <w:r>
+              <w:rPr>
+                <w:sz w:val="20"/>
+              </w:rPr>
+              <w:t>25 lignes — inutiles</w:t>
+            </w:r>
+          </w:p>
+        </w:tc>
+      </w:tr>
+    </w:tbl>
+    <w:p>
+      <w:pPr>
+        <w:spacing w:after="120" w:before="40"/>
+        <w:jc w:val="both"/>
+      </w:pPr>
+    </w:p>
+    <w:p>
+      <w:pPr>
+        <w:spacing w:after="120" w:before="40"/>
+        <w:jc w:val="both"/>
+      </w:pPr>
+      <w:r>
+        <w:rPr>
+          <w:b w:val="0"/>
+          <w:i w:val="0"/>
+          <w:sz w:val="22"/>
+        </w:rPr>
+        <w:t>Les 25 lignes dans LIGNECOMMANDES coexistaient silencieusement avec les tables fragmentées sur chaque nœud. Bien que non utilisées par les procédures et triggers (qui travaillent uniquement sur LigneCommandes1 et LigneCommandes2), elles représentaient une incohérence structurelle : les mêmes données existaient à deux endroits différents sur chaque site.</w:t>
+      </w:r>
+    </w:p>
+    <w:p>
+      <w:pPr>
+        <w:spacing w:after="80" w:before="40"/>
+        <w:jc w:val="both"/>
+      </w:pPr>
+      <w:r>
+        <w:rPr>
+          <w:b/>
+          <w:i w:val="0"/>
+          <w:color w:val="E86B1A"/>
+          <w:sz w:val="24"/>
+        </w:rPr>
+        <w:t>21.2 Solution appliquée</w:t>
+      </w:r>
+    </w:p>
+    <w:p>
+      <w:pPr>
+        <w:spacing w:after="120" w:before="40"/>
+        <w:jc w:val="both"/>
+      </w:pPr>
+      <w:r>
+        <w:rPr>
+          <w:b w:val="0"/>
+          <w:i w:val="0"/>
+          <w:sz w:val="22"/>
+        </w:rPr>
+        <w:t>La solution consiste à ajouter une instruction TRUNCATE TABLE LIGNECOMMANDES à la fin de chaque script de fragmentation, immédiatement après la création des tables fragmentées. Ainsi, dès que les fragments sont créés et peuplés, la table source est vidée. Trois fichiers ont été modifiés :</w:t>
+      </w:r>
+    </w:p>
+    <w:p>
+      <w:pPr>
+        <w:spacing w:after="60" w:before="40"/>
+        <w:jc w:val="both"/>
+      </w:pPr>
+      <w:r>
+        <w:rPr>
+          <w:b/>
+          <w:i w:val="0"/>
+          <w:sz w:val="20"/>
+        </w:rPr>
+        <w:t>Fichier 1 — site1/scenario2/fragments/site1_fragments.sh :</w:t>
+      </w:r>
+    </w:p>
+    <w:p>
+      <w:pPr>
+        <w:spacing w:before="80" w:after="80"/>
+        <w:ind w:left="454"/>
+        <w:shd w:val="clear" w:color="auto" w:fill="F0F0F0"/>
+      </w:pPr>
+      <w:r>
+        <w:rPr>
+          <w:rFonts w:ascii="Courier New" w:hAnsi="Courier New"/>
+          <w:sz w:val="17"/>
+        </w:rPr>
+        <w:t>-- Après CREATE TABLE LigneCommandes1 AS SELECT ... WHERE QUANTITE &gt;= 100</w:t>
+        <w:br/>
+        <w:t>ALTER TABLE LigneCommandes1 ADD CONSTRAINT chk_sc2_site1_qte</w:t>
+        <w:br/>
+        <w:t xml:space="preserve">    CHECK (QUANTITE &gt;= 100);</w:t>
+        <w:br/>
+        <w:br/>
+        <w:t>-- AJOUT : vider la table source devenue redondante</w:t>
+        <w:br/>
+        <w:t>TRUNCATE TABLE LIGNECOMMANDES;</w:t>
+        <w:br/>
+        <w:br/>
+        <w:t>COMMIT;</w:t>
+      </w:r>
+    </w:p>
+    <w:p>
+      <w:pPr>
+        <w:spacing w:after="60" w:before="40"/>
+        <w:jc w:val="both"/>
+      </w:pPr>
+      <w:r>
+        <w:rPr>
+          <w:b/>
+          <w:i w:val="0"/>
+          <w:sz w:val="20"/>
+        </w:rPr>
+        <w:t>Fichier 2 — site2/scenario2/fragments/site2_fragments.sh :</w:t>
+      </w:r>
+    </w:p>
+    <w:p>
+      <w:pPr>
+        <w:spacing w:before="80" w:after="80"/>
+        <w:ind w:left="454"/>
+        <w:shd w:val="clear" w:color="auto" w:fill="F0F0F0"/>
+      </w:pPr>
+      <w:r>
+        <w:rPr>
+          <w:rFonts w:ascii="Courier New" w:hAnsi="Courier New"/>
+          <w:sz w:val="17"/>
+        </w:rPr>
+        <w:t>-- Après CREATE TABLE LigneCommandes2 AS SELECT ... WHERE QUANTITE &lt; 100</w:t>
+        <w:br/>
+        <w:t>ALTER TABLE LigneCommandes2 ADD CONSTRAINT chk_sc2_site2_qte</w:t>
+        <w:br/>
+        <w:t xml:space="preserve">    CHECK (QUANTITE &lt; 100);</w:t>
+        <w:br/>
+        <w:br/>
+        <w:t>-- AJOUT : vider la table source devenue redondante</w:t>
+        <w:br/>
+        <w:t>TRUNCATE TABLE LIGNECOMMANDES;</w:t>
+        <w:br/>
+        <w:br/>
+        <w:t>COMMIT;</w:t>
+      </w:r>
+    </w:p>
+    <w:p>
+      <w:pPr>
+        <w:spacing w:after="60" w:before="40"/>
+        <w:jc w:val="both"/>
+      </w:pPr>
+      <w:r>
+        <w:rPr>
+          <w:b/>
+          <w:i w:val="0"/>
+          <w:sz w:val="20"/>
+        </w:rPr>
+        <w:t>Fichier 3 — docker/routing_central.sh :</w:t>
+      </w:r>
+    </w:p>
+    <w:p>
+      <w:pPr>
+        <w:spacing w:before="80" w:after="80"/>
+        <w:ind w:left="454"/>
+        <w:shd w:val="clear" w:color="auto" w:fill="F0F0F0"/>
+      </w:pPr>
+      <w:r>
+        <w:rPr>
+          <w:rFonts w:ascii="Courier New" w:hAnsi="Courier New"/>
+          <w:sz w:val="17"/>
+        </w:rPr>
+        <w:t>-- En fin de script, après la création de toute la couche de routage</w:t>
+        <w:br/>
+        <w:t>-- AJOUT : vider LIGNECOMMANDES sur le Central</w:t>
+        <w:br/>
+        <w:t>-- Le routage via V_LIGNECOMMANDES_ROUTAGE est désormais le seul point d'entrée</w:t>
+        <w:br/>
+        <w:t>TRUNCATE TABLE LIGNECOMMANDES;</w:t>
+        <w:br/>
+        <w:br/>
+        <w:t>COMMIT;</w:t>
+      </w:r>
+    </w:p>
+    <w:p>
+      <w:pPr>
+        <w:spacing w:after="120" w:before="40"/>
+        <w:jc w:val="both"/>
+      </w:pPr>
+      <w:r>
+        <w:rPr>
+          <w:b w:val="0"/>
+          <w:i w:val="0"/>
+          <w:sz w:val="22"/>
+        </w:rPr>
+        <w:t>Le TRUNCATE est placé après la création des fragments (et non avant) car le CREATE TABLE AS SELECT a besoin de lire LIGNECOMMANDES pour extraire les données. Sur le Central, le TRUNCATE est placé en fin de routing_central.sh, dernier script d'initialisation, garantissant que toute la couche de routage est opérationnelle avant de vider la table.</w:t>
+      </w:r>
+    </w:p>
+    <w:p>
+      <w:pPr>
+        <w:spacing w:after="80" w:before="40"/>
+        <w:jc w:val="both"/>
+      </w:pPr>
+      <w:r>
+        <w:rPr>
+          <w:b/>
+          <w:i w:val="0"/>
+          <w:color w:val="E86B1A"/>
+          <w:sz w:val="24"/>
+        </w:rPr>
+        <w:t>21.3 Résultats de validation</w:t>
+      </w:r>
+    </w:p>
+    <w:p>
+      <w:pPr>
+        <w:spacing w:after="120" w:before="40"/>
+        <w:jc w:val="both"/>
+      </w:pPr>
+      <w:r>
+        <w:rPr>
+          <w:b w:val="0"/>
+          <w:i w:val="0"/>
+          <w:sz w:val="22"/>
+        </w:rPr>
+        <w:t>Après redéploiement complet du cluster (docker-compose down -v &amp;&amp; docker-compose up -d), les vérifications suivantes ont été effectuées depuis oracle-central :</w:t>
+      </w:r>
+    </w:p>
+    <w:p>
+      <w:pPr>
+        <w:spacing w:before="80" w:after="80"/>
+        <w:ind w:left="454"/>
+        <w:shd w:val="clear" w:color="auto" w:fill="F0F0F0"/>
+      </w:pPr>
+      <w:r>
+        <w:rPr>
+          <w:rFonts w:ascii="Courier New" w:hAnsi="Courier New"/>
+          <w:sz w:val="17"/>
+        </w:rPr>
+        <w:t>=== LIGNECOMMANDES Central (doit etre vide) ===</w:t>
+        <w:br/>
+        <w:t>LIGNECOMMANDES_CENTRAL</w:t>
+        <w:br/>
+        <w:t>----------------------</w:t>
+        <w:br/>
+        <w:t xml:space="preserve">                     0        &lt;-- vide, zero redondance</w:t>
+        <w:br/>
+        <w:br/>
+        <w:t>=== Fragment Site1 via DB Link (doit avoir 12 lignes) ===</w:t>
+        <w:br/>
+        <w:t>LIGNECOMMANDES1_SITE1</w:t>
+        <w:br/>
+        <w:t>---------------------</w:t>
+        <w:br/>
+        <w:t xml:space="preserve">                   12        &lt;-- correct</w:t>
+        <w:br/>
+        <w:br/>
+        <w:t>=== Fragment Site2 via DB Link (doit avoir 13 lignes) ===</w:t>
+        <w:br/>
+        <w:t>LIGNECOMMANDES2_SITE2</w:t>
+        <w:br/>
+        <w:t>---------------------</w:t>
+        <w:br/>
+        <w:t xml:space="preserve">                   13        &lt;-- correct</w:t>
+        <w:br/>
+        <w:br/>
+        <w:t>=== Vue globale (doit avoir 25 lignes au total) ===</w:t>
+        <w:br/>
+        <w:t>SITE   NB_LIGNES</w:t>
+        <w:br/>
+        <w:t>----- ----------</w:t>
+        <w:br/>
+        <w:t>SITE1         12</w:t>
+        <w:br/>
+        <w:t>SITE2         13             &lt;-- total = 25, zero perte de donnees</w:t>
+      </w:r>
+    </w:p>
+    <w:p>
+      <w:pPr>
+        <w:spacing w:after="120" w:before="40"/>
+        <w:jc w:val="both"/>
+      </w:pPr>
+    </w:p>
+    <w:p>
+      <w:pPr>
+        <w:spacing w:after="60" w:before="40"/>
+        <w:jc w:val="both"/>
+      </w:pPr>
+      <w:r>
+        <w:rPr>
+          <w:b/>
+          <w:i w:val="0"/>
+          <w:sz w:val="20"/>
+        </w:rPr>
+        <w:t>Tableau comparatif avant / après correction :</w:t>
+      </w:r>
+    </w:p>
+    <w:tbl>
+      <w:tblPr>
+        <w:tblStyle w:val="Grilledutableau"/>
+        <w:tblW w:type="auto" w:w="0"/>
+        <w:jc w:val="center"/>
+        <w:tblLook w:firstColumn="1" w:firstRow="1" w:lastColumn="0" w:lastRow="0" w:noHBand="0" w:noVBand="1" w:val="04A0"/>
+      </w:tblPr>
+      <w:tblGrid>
+        <w:gridCol w:w="3135"/>
+        <w:gridCol w:w="3135"/>
+        <w:gridCol w:w="3135"/>
+      </w:tblGrid>
+      <w:tr>
+        <w:tc>
+          <w:tcPr>
+            <w:tcW w:type="dxa" w:w="3135"/>
+            <w:shd w:val="clear" w:color="auto" w:fill="0D4E2E"/>
+          </w:tcPr>
+          <w:p>
+            <w:pPr>
+              <w:jc w:val="center"/>
+            </w:pPr>
+            <w:r>
+              <w:rPr>
+                <w:b/>
+                <w:color w:val="FFFFFF"/>
+                <w:sz w:val="20"/>
+              </w:rPr>
+              <w:t>Table / Nœud</w:t>
+            </w:r>
+          </w:p>
+        </w:tc>
+        <w:tc>
+          <w:tcPr>
+            <w:tcW w:type="dxa" w:w="3135"/>
+            <w:shd w:val="clear" w:color="auto" w:fill="0D4E2E"/>
+          </w:tcPr>
+          <w:p>
+            <w:pPr>
+              <w:jc w:val="center"/>
+            </w:pPr>
+            <w:r>
+              <w:rPr>
+                <w:b/>
+                <w:color w:val="FFFFFF"/>
+                <w:sz w:val="20"/>
+              </w:rPr>
+              <w:t>Avant correction</w:t>
+            </w:r>
+          </w:p>
+        </w:tc>
+        <w:tc>
+          <w:tcPr>
+            <w:tcW w:type="dxa" w:w="3135"/>
+            <w:shd w:val="clear" w:color="auto" w:fill="0D4E2E"/>
+          </w:tcPr>
+          <w:p>
+            <w:pPr>
+              <w:jc w:val="center"/>
+            </w:pPr>
+            <w:r>
+              <w:rPr>
+                <w:b/>
+                <w:color w:val="FFFFFF"/>
+                <w:sz w:val="20"/>
+              </w:rPr>
+              <w:t>Après correction</w:t>
+            </w:r>
+          </w:p>
+        </w:tc>
+      </w:tr>
+      <w:tr>
+        <w:tc>
+          <w:tcPr>
+            <w:tcW w:type="dxa" w:w="3135"/>
+            <w:shd w:val="clear" w:color="auto" w:fill="FFF0F0"/>
+          </w:tcPr>
+          <w:p>
+            <w:pPr>
+              <w:jc w:val="center"/>
+            </w:pPr>
+            <w:r>
+              <w:rPr>
+                <w:b/>
+                <w:sz w:val="20"/>
+              </w:rPr>
+              <w:t>LIGNECOMMANDES — Central</w:t>
+            </w:r>
+          </w:p>
+        </w:tc>
+        <w:tc>
+          <w:tcPr>
+            <w:tcW w:type="dxa" w:w="3135"/>
+            <w:shd w:val="clear" w:color="auto" w:fill="FFF0F0"/>
+          </w:tcPr>
+          <w:p>
+            <w:pPr>
+              <w:jc w:val="center"/>
+            </w:pPr>
+            <w:r>
+              <w:rPr>
+                <w:sz w:val="20"/>
+              </w:rPr>
+              <w:t>25 lignes (redondantes)</w:t>
+            </w:r>
+          </w:p>
+        </w:tc>
+        <w:tc>
+          <w:tcPr>
+            <w:tcW w:type="dxa" w:w="3135"/>
+            <w:shd w:val="clear" w:color="auto" w:fill="FFF0F0"/>
+          </w:tcPr>
+          <w:p>
+            <w:pPr>
+              <w:jc w:val="center"/>
+            </w:pPr>
+            <w:r>
+              <w:rPr>
+                <w:sz w:val="20"/>
+              </w:rPr>
+              <w:t>0 ligne ✅</w:t>
+            </w:r>
+          </w:p>
+        </w:tc>
+      </w:tr>
+      <w:tr>
+        <w:tc>
+          <w:tcPr>
+            <w:tcW w:type="dxa" w:w="3135"/>
+            <w:shd w:val="clear" w:color="auto" w:fill="FFF0F0"/>
+          </w:tcPr>
+          <w:p>
+            <w:pPr>
+              <w:jc w:val="center"/>
+            </w:pPr>
+            <w:r>
+              <w:rPr>
+                <w:b/>
+                <w:sz w:val="20"/>
+              </w:rPr>
+              <w:t>LIGNECOMMANDES — Site1</w:t>
+            </w:r>
+          </w:p>
+        </w:tc>
+        <w:tc>
+          <w:tcPr>
+            <w:tcW w:type="dxa" w:w="3135"/>
+            <w:shd w:val="clear" w:color="auto" w:fill="FFF0F0"/>
+          </w:tcPr>
+          <w:p>
+            <w:pPr>
+              <w:jc w:val="center"/>
+            </w:pPr>
+            <w:r>
+              <w:rPr>
+                <w:sz w:val="20"/>
+              </w:rPr>
+              <w:t>25 lignes (redondantes)</w:t>
+            </w:r>
+          </w:p>
+        </w:tc>
+        <w:tc>
+          <w:tcPr>
+            <w:tcW w:type="dxa" w:w="3135"/>
+            <w:shd w:val="clear" w:color="auto" w:fill="FFF0F0"/>
+          </w:tcPr>
+          <w:p>
+            <w:pPr>
+              <w:jc w:val="center"/>
+            </w:pPr>
+            <w:r>
+              <w:rPr>
+                <w:sz w:val="20"/>
+              </w:rPr>
+              <w:t>0 ligne ✅</w:t>
+            </w:r>
+          </w:p>
+        </w:tc>
+      </w:tr>
+      <w:tr>
+        <w:tc>
+          <w:tcPr>
+            <w:tcW w:type="dxa" w:w="3135"/>
+            <w:shd w:val="clear" w:color="auto" w:fill="FFF0F0"/>
+          </w:tcPr>
+          <w:p>
+            <w:pPr>
+              <w:jc w:val="center"/>
+            </w:pPr>
+            <w:r>
+              <w:rPr>
+                <w:b/>
+                <w:sz w:val="20"/>
+              </w:rPr>
+              <w:t>LIGNECOMMANDES — Site2</w:t>
+            </w:r>
+          </w:p>
+        </w:tc>
+        <w:tc>
+          <w:tcPr>
+            <w:tcW w:type="dxa" w:w="3135"/>
+            <w:shd w:val="clear" w:color="auto" w:fill="FFF0F0"/>
+          </w:tcPr>
+          <w:p>
+            <w:pPr>
+              <w:jc w:val="center"/>
+            </w:pPr>
+            <w:r>
+              <w:rPr>
+                <w:sz w:val="20"/>
+              </w:rPr>
+              <w:t>25 lignes (redondantes)</w:t>
+            </w:r>
+          </w:p>
+        </w:tc>
+        <w:tc>
+          <w:tcPr>
+            <w:tcW w:type="dxa" w:w="3135"/>
+            <w:shd w:val="clear" w:color="auto" w:fill="FFF0F0"/>
+          </w:tcPr>
+          <w:p>
+            <w:pPr>
+              <w:jc w:val="center"/>
+            </w:pPr>
+            <w:r>
+              <w:rPr>
+                <w:sz w:val="20"/>
+              </w:rPr>
+              <w:t>0 ligne ✅</w:t>
+            </w:r>
+          </w:p>
+        </w:tc>
+      </w:tr>
+      <w:tr>
+        <w:tc>
+          <w:tcPr>
+            <w:tcW w:type="dxa" w:w="3135"/>
+            <w:shd w:val="clear" w:color="auto" w:fill="F0FFF4"/>
+          </w:tcPr>
+          <w:p>
+            <w:pPr>
+              <w:jc w:val="center"/>
+            </w:pPr>
+            <w:r>
+              <w:rPr>
+                <w:b/>
+                <w:sz w:val="20"/>
+              </w:rPr>
+              <w:t>LigneCommandes1 — Site1</w:t>
+            </w:r>
+          </w:p>
+        </w:tc>
+        <w:tc>
+          <w:tcPr>
+            <w:tcW w:type="dxa" w:w="3135"/>
+            <w:shd w:val="clear" w:color="auto" w:fill="F0FFF4"/>
+          </w:tcPr>
+          <w:p>
+            <w:pPr>
+              <w:jc w:val="center"/>
+            </w:pPr>
+            <w:r>
+              <w:rPr>
+                <w:sz w:val="20"/>
+              </w:rPr>
+              <w:t>12 lignes</w:t>
+            </w:r>
+          </w:p>
+        </w:tc>
+        <w:tc>
+          <w:tcPr>
+            <w:tcW w:type="dxa" w:w="3135"/>
+            <w:shd w:val="clear" w:color="auto" w:fill="F0FFF4"/>
+          </w:tcPr>
+          <w:p>
+            <w:pPr>
+              <w:jc w:val="center"/>
+            </w:pPr>
+            <w:r>
+              <w:rPr>
+                <w:sz w:val="20"/>
+              </w:rPr>
+              <w:t>12 lignes ✅</w:t>
+            </w:r>
+          </w:p>
+        </w:tc>
+      </w:tr>
+    </w:tbl>
+    <w:p>
+      <w:pPr>
+        <w:spacing w:after="120" w:before="40"/>
+        <w:jc w:val="both"/>
+      </w:pPr>
+    </w:p>
+    <w:p>
+      <w:pPr>
+        <w:spacing w:after="80" w:before="40"/>
+        <w:jc w:val="both"/>
+      </w:pPr>
+      <w:r>
+        <w:rPr>
+          <w:b/>
+          <w:i w:val="0"/>
+          <w:color w:val="E86B1A"/>
+          <w:sz w:val="24"/>
+        </w:rPr>
+        <w:t>21.4 Impact sur l'architecture</w:t>
+      </w:r>
+    </w:p>
+    <w:p>
+      <w:pPr>
+        <w:pStyle w:val="Listepuces"/>
+        <w:spacing w:after="80" w:before="40"/>
+        <w:ind w:left="283"/>
+      </w:pPr>
+      <w:r>
+        <w:rPr>
+          <w:b/>
+          <w:sz w:val="21"/>
+        </w:rPr>
+        <w:t xml:space="preserve">Unicité des données : </w:t>
+      </w:r>
+      <w:r>
+        <w:rPr>
+          <w:sz w:val="21"/>
+        </w:rPr>
+        <w:t>Chaque ligne de commande n'existe plus qu'à un seul endroit physique (Site1 OU Site2), conformément au principe de la fragmentation horizontale.</w:t>
+      </w:r>
+    </w:p>
+    <w:p>
+      <w:pPr>
+        <w:pStyle w:val="Listepuces"/>
+        <w:spacing w:after="80" w:before="40"/>
+        <w:ind w:left="283"/>
+      </w:pPr>
+      <w:r>
+        <w:rPr>
+          <w:b/>
+          <w:sz w:val="21"/>
+        </w:rPr>
+        <w:t xml:space="preserve">Structure conservée : </w:t>
+      </w:r>
+      <w:r>
+        <w:rPr>
+          <w:sz w:val="21"/>
+        </w:rPr>
+        <w:t>La table LIGNECOMMANDES reste présente sur chaque nœud (structure conservée) mais vide — elle sert de point d'entrée protégé par le trigger BEFORE INSERT.</w:t>
+      </w:r>
+    </w:p>
+    <w:p>
+      <w:pPr>
+        <w:pStyle w:val="Listepuces"/>
+        <w:spacing w:after="80" w:before="40"/>
+        <w:ind w:left="283"/>
+      </w:pPr>
+      <w:r>
+        <w:rPr>
+          <w:b/>
+          <w:sz w:val="21"/>
+        </w:rPr>
+        <w:t xml:space="preserve">Complémentarité : </w:t>
+      </w:r>
+      <w:r>
+        <w:rPr>
+          <w:sz w:val="21"/>
+        </w:rPr>
+        <w:t>Ce fix complète le fix précédent (trigger BEFORE INSERT) : ensemble, ils garantissent qu'aucune donnée ne peut exister en double, ni au démarrage ni en cours d'utilisation.</w:t>
+      </w:r>
+    </w:p>
+    <w:p>
+      <w:pPr>
+        <w:spacing w:after="120" w:before="40"/>
+        <w:jc w:val="both"/>
+      </w:pPr>
+    </w:p>
+    <w:p>
+      <w:r>
+        <w:br w:type="page"/>
+      </w:r>
+    </w:p>
+    <w:p>
+      <w:pPr>
+        <w:pStyle w:val="Titre1"/>
+        <w:spacing w:before="360" w:after="160"/>
+      </w:pPr>
+      <w:r>
+        <w:rPr>
+          <w:color w:val="0D1B3E"/>
+        </w:rPr>
+        <w:t>21. CORRECTION DE LA REDONDANCE — TRUNCATE LIGNECOMMANDES</w:t>
+      </w:r>
+    </w:p>
+    <w:p>
+      <w:pPr>
+        <w:spacing w:before="40" w:after="40"/>
+        <w:pBdr>
+          <w:bottom w:val="single" w:sz="6" w:space="1" w:color="E86B1A"/>
+        </w:pBdr>
+      </w:pPr>
+    </w:p>
+    <w:p>
+      <w:pPr>
+        <w:spacing w:after="80" w:before="40"/>
+        <w:jc w:val="both"/>
+      </w:pPr>
+      <w:r>
+        <w:rPr>
+          <w:b/>
+          <w:i w:val="0"/>
+          <w:color w:val="E86B1A"/>
+          <w:sz w:val="24"/>
+        </w:rPr>
+        <w:t>21.1 Identification du problème</w:t>
+      </w:r>
+    </w:p>
+    <w:p>
+      <w:pPr>
+        <w:spacing w:after="120" w:before="40"/>
+        <w:jc w:val="both"/>
+      </w:pPr>
+      <w:r>
+        <w:rPr>
+          <w:b w:val="0"/>
+          <w:i w:val="0"/>
+          <w:sz w:val="22"/>
+        </w:rPr>
+        <w:t>Lors de l'analyse de l'ordre d'initialisation du cluster, un second problème de redondance a été identifié, distinct du problème de doublon corrigé précédemment. Ce problème est structurel et concerne les données initiales insérées au démarrage.</w:t>
+      </w:r>
+    </w:p>
+    <w:p>
+      <w:pPr>
+        <w:spacing w:after="120" w:before="40"/>
+        <w:jc w:val="both"/>
+      </w:pPr>
+      <w:r>
+        <w:rPr>
+          <w:b w:val="0"/>
+          <w:i w:val="0"/>
+          <w:sz w:val="22"/>
+        </w:rPr>
+        <w:t>Le script eshop_data.sh est monté sur les trois conteneurs (Site1, Site2 et Central). À l'étape 02, les 25 lignes de commande sont donc insérées simultanément dans la table LIGNECOMMANDES de chaque nœud. À l'étape 05, chaque site crée ses tables fragmentées via CREATE TABLE AS SELECT, extrayant la portion qui lui revient. Cependant, la table source LIGNECOMMANDES n'est jamais vidée après cette opération.</w:t>
+      </w:r>
+    </w:p>
+    <w:p>
+      <w:pPr>
+        <w:spacing w:after="60" w:before="40"/>
+        <w:jc w:val="both"/>
+      </w:pPr>
+      <w:r>
+        <w:rPr>
+          <w:b/>
+          <w:i w:val="0"/>
+          <w:sz w:val="20"/>
+        </w:rPr>
+        <w:t>Résultat avant correction :</w:t>
+      </w:r>
+    </w:p>
+    <w:tbl>
+      <w:tblPr>
+        <w:tblStyle w:val="Grilledutableau"/>
+        <w:tblW w:type="auto" w:w="0"/>
+        <w:jc w:val="center"/>
+        <w:tblLook w:firstColumn="1" w:firstRow="1" w:lastColumn="0" w:lastRow="0" w:noHBand="0" w:noVBand="1" w:val="04A0"/>
+      </w:tblPr>
+      <w:tblGrid>
+        <w:gridCol w:w="3135"/>
+        <w:gridCol w:w="3135"/>
+        <w:gridCol w:w="3135"/>
+      </w:tblGrid>
+      <w:tr>
+        <w:tc>
+          <w:tcPr>
+            <w:tcW w:type="dxa" w:w="3135"/>
+            <w:shd w:val="clear" w:color="auto" w:fill="1A3F7A"/>
+          </w:tcPr>
+          <w:p>
+            <w:pPr>
+              <w:jc w:val="center"/>
+            </w:pPr>
+            <w:r>
+              <w:rPr>
+                <w:b/>
+                <w:color w:val="FFFFFF"/>
+                <w:sz w:val="20"/>
+              </w:rPr>
+              <w:t>Nœud</w:t>
+            </w:r>
+          </w:p>
+        </w:tc>
+        <w:tc>
+          <w:tcPr>
+            <w:tcW w:type="dxa" w:w="3135"/>
+            <w:shd w:val="clear" w:color="auto" w:fill="1A3F7A"/>
+          </w:tcPr>
+          <w:p>
+            <w:pPr>
+              <w:jc w:val="center"/>
+            </w:pPr>
+            <w:r>
+              <w:rPr>
+                <w:b/>
+                <w:color w:val="FFFFFF"/>
+                <w:sz w:val="20"/>
+              </w:rPr>
+              <w:t>Table</w:t>
+            </w:r>
+          </w:p>
+        </w:tc>
+        <w:tc>
+          <w:tcPr>
+            <w:tcW w:type="dxa" w:w="3135"/>
+            <w:shd w:val="clear" w:color="auto" w:fill="1A3F7A"/>
+          </w:tcPr>
+          <w:p>
+            <w:pPr>
+              <w:jc w:val="center"/>
+            </w:pPr>
+            <w:r>
+              <w:rPr>
+                <w:b/>
+                <w:color w:val="FFFFFF"/>
+                <w:sz w:val="20"/>
+              </w:rPr>
+              <w:t>Lignes</w:t>
+            </w:r>
+          </w:p>
+        </w:tc>
+      </w:tr>
+      <w:tr>
+        <w:tc>
+          <w:tcPr>
+            <w:tcW w:type="dxa" w:w="3135"/>
+            <w:shd w:val="clear" w:color="auto" w:fill="FFF0F0"/>
+          </w:tcPr>
+          <w:p>
+            <w:pPr>
+              <w:jc w:val="center"/>
+            </w:pPr>
+            <w:r>
+              <w:rPr>
+                <w:sz w:val="20"/>
+              </w:rPr>
+              <w:t>Site1</w:t>
+            </w:r>
+          </w:p>
+        </w:tc>
+        <w:tc>
+          <w:tcPr>
+            <w:tcW w:type="dxa" w:w="3135"/>
+            <w:shd w:val="clear" w:color="auto" w:fill="FFF0F0"/>
+          </w:tcPr>
+          <w:p>
+            <w:pPr>
+              <w:jc w:val="center"/>
+            </w:pPr>
+            <w:r>
+              <w:rPr>
+                <w:sz w:val="20"/>
+              </w:rPr>
+              <w:t>LIGNECOMMANDES (redondante)</w:t>
+            </w:r>
+          </w:p>
+        </w:tc>
+        <w:tc>
+          <w:tcPr>
+            <w:tcW w:type="dxa" w:w="3135"/>
+            <w:shd w:val="clear" w:color="auto" w:fill="FFF0F0"/>
+          </w:tcPr>
+          <w:p>
+            <w:pPr>
+              <w:jc w:val="center"/>
+            </w:pPr>
+            <w:r>
+              <w:rPr>
+                <w:sz w:val="20"/>
+              </w:rPr>
+              <w:t>25 lignes — inutiles</w:t>
+            </w:r>
+          </w:p>
+        </w:tc>
+      </w:tr>
+      <w:tr>
+        <w:tc>
+          <w:tcPr>
+            <w:tcW w:type="dxa" w:w="3135"/>
+            <w:shd w:val="clear" w:color="auto" w:fill="F0FFF4"/>
+          </w:tcPr>
+          <w:p>
+            <w:pPr>
+              <w:jc w:val="center"/>
+            </w:pPr>
+            <w:r>
+              <w:rPr>
+                <w:sz w:val="20"/>
+              </w:rPr>
+              <w:t>Site1</w:t>
+            </w:r>
+          </w:p>
+        </w:tc>
+        <w:tc>
+          <w:tcPr>
+            <w:tcW w:type="dxa" w:w="3135"/>
+            <w:shd w:val="clear" w:color="auto" w:fill="F0FFF4"/>
+          </w:tcPr>
+          <w:p>
+            <w:pPr>
+              <w:jc w:val="center"/>
+            </w:pPr>
+            <w:r>
+              <w:rPr>
+                <w:sz w:val="20"/>
+              </w:rPr>
+              <w:t>LigneCommandes1 (fragment)</w:t>
+            </w:r>
+          </w:p>
+        </w:tc>
+        <w:tc>
+          <w:tcPr>
+            <w:tcW w:type="dxa" w:w="3135"/>
+            <w:shd w:val="clear" w:color="auto" w:fill="F0FFF4"/>
+          </w:tcPr>
+          <w:p>
+            <w:pPr>
+              <w:jc w:val="center"/>
+            </w:pPr>
+            <w:r>
+              <w:rPr>
+                <w:sz w:val="20"/>
+              </w:rPr>
+              <w:t>12 lignes — actives</w:t>
+            </w:r>
+          </w:p>
+        </w:tc>
+      </w:tr>
+      <w:tr>
+        <w:tc>
+          <w:tcPr>
+            <w:tcW w:type="dxa" w:w="3135"/>
+            <w:shd w:val="clear" w:color="auto" w:fill="FFF0F0"/>
+          </w:tcPr>
+          <w:p>
+            <w:pPr>
+              <w:jc w:val="center"/>
+            </w:pPr>
+            <w:r>
+              <w:rPr>
+                <w:sz w:val="20"/>
+              </w:rPr>
+              <w:t>Site2</w:t>
+            </w:r>
+          </w:p>
+        </w:tc>
+        <w:tc>
+          <w:tcPr>
+            <w:tcW w:type="dxa" w:w="3135"/>
+            <w:shd w:val="clear" w:color="auto" w:fill="FFF0F0"/>
+          </w:tcPr>
+          <w:p>
+            <w:pPr>
+              <w:jc w:val="center"/>
+            </w:pPr>
+            <w:r>
+              <w:rPr>
+                <w:sz w:val="20"/>
+              </w:rPr>
+              <w:t>LIGNECOMMANDES (redondante)</w:t>
+            </w:r>
+          </w:p>
+        </w:tc>
+        <w:tc>
+          <w:tcPr>
+            <w:tcW w:type="dxa" w:w="3135"/>
+            <w:shd w:val="clear" w:color="auto" w:fill="FFF0F0"/>
+          </w:tcPr>
+          <w:p>
+            <w:pPr>
+              <w:jc w:val="center"/>
+            </w:pPr>
+            <w:r>
+              <w:rPr>
+                <w:sz w:val="20"/>
+              </w:rPr>
+              <w:t>25 lignes — inutiles</w:t>
+            </w:r>
+          </w:p>
+        </w:tc>
+      </w:tr>
+    </w:tbl>
+    <w:p>
+      <w:pPr>
+        <w:spacing w:after="120" w:before="40"/>
+        <w:jc w:val="both"/>
+      </w:pPr>
+    </w:p>
+    <w:p>
+      <w:pPr>
+        <w:spacing w:after="120" w:before="40"/>
+        <w:jc w:val="both"/>
+      </w:pPr>
+      <w:r>
+        <w:rPr>
+          <w:b w:val="0"/>
+          <w:i w:val="0"/>
+          <w:sz w:val="22"/>
+        </w:rPr>
+        <w:t>Les 25 lignes dans LIGNECOMMANDES coexistaient silencieusement avec les tables fragmentées sur chaque nœud. Bien que non utilisées par les procédures et triggers (qui travaillent uniquement sur LigneCommandes1 et LigneCommandes2), elles représentaient une incohérence structurelle : les mêmes données existaient à deux endroits différents sur chaque site.</w:t>
+      </w:r>
+    </w:p>
+    <w:p>
+      <w:pPr>
+        <w:spacing w:after="80" w:before="40"/>
+        <w:jc w:val="both"/>
+      </w:pPr>
+      <w:r>
+        <w:rPr>
+          <w:b/>
+          <w:i w:val="0"/>
+          <w:color w:val="E86B1A"/>
+          <w:sz w:val="24"/>
+        </w:rPr>
+        <w:t>21.2 Solution appliquée</w:t>
+      </w:r>
+    </w:p>
+    <w:p>
+      <w:pPr>
+        <w:spacing w:after="120" w:before="40"/>
+        <w:jc w:val="both"/>
+      </w:pPr>
+      <w:r>
+        <w:rPr>
+          <w:b w:val="0"/>
+          <w:i w:val="0"/>
+          <w:sz w:val="22"/>
+        </w:rPr>
+        <w:t>La solution consiste à ajouter une instruction TRUNCATE TABLE LIGNECOMMANDES à la fin de chaque script de fragmentation, immédiatement après la création des tables fragmentées. Ainsi, dès que les fragments sont créés et peuplés, la table source est vidée. Trois fichiers ont été modifiés :</w:t>
+      </w:r>
+    </w:p>
+    <w:p>
+      <w:pPr>
+        <w:spacing w:after="60" w:before="40"/>
+        <w:jc w:val="both"/>
+      </w:pPr>
+      <w:r>
+        <w:rPr>
+          <w:b/>
+          <w:i w:val="0"/>
+          <w:sz w:val="20"/>
+        </w:rPr>
+        <w:t>Fichier 1 — site1/scenario2/fragments/site1_fragments.sh :</w:t>
+      </w:r>
+    </w:p>
+    <w:p>
+      <w:pPr>
+        <w:spacing w:before="80" w:after="80"/>
+        <w:ind w:left="454"/>
+        <w:shd w:val="clear" w:color="auto" w:fill="F0F0F0"/>
+      </w:pPr>
+      <w:r>
+        <w:rPr>
+          <w:rFonts w:ascii="Courier New" w:hAnsi="Courier New"/>
+          <w:sz w:val="17"/>
+        </w:rPr>
+        <w:t>-- Après CREATE TABLE LigneCommandes1 AS SELECT ... WHERE QUANTITE &gt;= 100</w:t>
+        <w:br/>
+        <w:t>ALTER TABLE LigneCommandes1 ADD CONSTRAINT chk_sc2_site1_qte</w:t>
+        <w:br/>
+        <w:t xml:space="preserve">    CHECK (QUANTITE &gt;= 100);</w:t>
+        <w:br/>
+        <w:br/>
+        <w:t>-- AJOUT : vider la table source devenue redondante</w:t>
+        <w:br/>
+        <w:t>TRUNCATE TABLE LIGNECOMMANDES;</w:t>
+        <w:br/>
+        <w:br/>
+        <w:t>COMMIT;</w:t>
+      </w:r>
+    </w:p>
+    <w:p>
+      <w:pPr>
+        <w:spacing w:after="60" w:before="40"/>
+        <w:jc w:val="both"/>
+      </w:pPr>
+      <w:r>
+        <w:rPr>
+          <w:b/>
+          <w:i w:val="0"/>
+          <w:sz w:val="20"/>
+        </w:rPr>
+        <w:t>Fichier 2 — site2/scenario2/fragments/site2_fragments.sh :</w:t>
+      </w:r>
+    </w:p>
+    <w:p>
+      <w:pPr>
+        <w:spacing w:before="80" w:after="80"/>
+        <w:ind w:left="454"/>
+        <w:shd w:val="clear" w:color="auto" w:fill="F0F0F0"/>
+      </w:pPr>
+      <w:r>
+        <w:rPr>
+          <w:rFonts w:ascii="Courier New" w:hAnsi="Courier New"/>
+          <w:sz w:val="17"/>
+        </w:rPr>
+        <w:t>-- Après CREATE TABLE LigneCommandes2 AS SELECT ... WHERE QUANTITE &lt; 100</w:t>
+        <w:br/>
+        <w:t>ALTER TABLE LigneCommandes2 ADD CONSTRAINT chk_sc2_site2_qte</w:t>
+        <w:br/>
+        <w:t xml:space="preserve">    CHECK (QUANTITE &lt; 100);</w:t>
+        <w:br/>
+        <w:br/>
+        <w:t>-- AJOUT : vider la table source devenue redondante</w:t>
+        <w:br/>
+        <w:t>TRUNCATE TABLE LIGNECOMMANDES;</w:t>
+        <w:br/>
+        <w:br/>
+        <w:t>COMMIT;</w:t>
+      </w:r>
+    </w:p>
+    <w:p>
+      <w:pPr>
+        <w:spacing w:after="60" w:before="40"/>
+        <w:jc w:val="both"/>
+      </w:pPr>
+      <w:r>
+        <w:rPr>
+          <w:b/>
+          <w:i w:val="0"/>
+          <w:sz w:val="20"/>
+        </w:rPr>
+        <w:t>Fichier 3 — docker/routing_central.sh :</w:t>
+      </w:r>
+    </w:p>
+    <w:p>
+      <w:pPr>
+        <w:spacing w:before="80" w:after="80"/>
+        <w:ind w:left="454"/>
+        <w:shd w:val="clear" w:color="auto" w:fill="F0F0F0"/>
+      </w:pPr>
+      <w:r>
+        <w:rPr>
+          <w:rFonts w:ascii="Courier New" w:hAnsi="Courier New"/>
+          <w:sz w:val="17"/>
+        </w:rPr>
+        <w:t>-- En fin de script, après la création de toute la couche de routage</w:t>
+        <w:br/>
+        <w:t>-- AJOUT : vider LIGNECOMMANDES sur le Central</w:t>
+        <w:br/>
+        <w:t>-- Le routage via V_LIGNECOMMANDES_ROUTAGE est désormais le seul point d'entrée</w:t>
+        <w:br/>
+        <w:t>TRUNCATE TABLE LIGNECOMMANDES;</w:t>
+        <w:br/>
+        <w:br/>
+        <w:t>COMMIT;</w:t>
+      </w:r>
+    </w:p>
+    <w:p>
+      <w:pPr>
+        <w:spacing w:after="120" w:before="40"/>
+        <w:jc w:val="both"/>
+      </w:pPr>
+      <w:r>
+        <w:rPr>
+          <w:b w:val="0"/>
+          <w:i w:val="0"/>
+          <w:sz w:val="22"/>
+        </w:rPr>
+        <w:t>Le TRUNCATE est placé après la création des fragments (et non avant) car le CREATE TABLE AS SELECT a besoin de lire LIGNECOMMANDES pour extraire les données. Sur le Central, le TRUNCATE est placé en fin de routing_central.sh, dernier script d'initialisation, garantissant que toute la couche de routage est opérationnelle avant de vider la table.</w:t>
+      </w:r>
+    </w:p>
+    <w:p>
+      <w:pPr>
+        <w:spacing w:after="80" w:before="40"/>
+        <w:jc w:val="both"/>
+      </w:pPr>
+      <w:r>
+        <w:rPr>
+          <w:b/>
+          <w:i w:val="0"/>
+          <w:color w:val="E86B1A"/>
+          <w:sz w:val="24"/>
+        </w:rPr>
+        <w:t>21.3 Résultats de validation</w:t>
+      </w:r>
+    </w:p>
+    <w:p>
+      <w:pPr>
+        <w:spacing w:after="120" w:before="40"/>
+        <w:jc w:val="both"/>
+      </w:pPr>
+      <w:r>
+        <w:rPr>
+          <w:b w:val="0"/>
+          <w:i w:val="0"/>
+          <w:sz w:val="22"/>
+        </w:rPr>
+        <w:t>Après redéploiement complet du cluster (docker-compose down -v &amp;&amp; docker-compose up -d), les vérifications suivantes ont été effectuées depuis oracle-central :</w:t>
+      </w:r>
+    </w:p>
+    <w:p>
+      <w:pPr>
+        <w:spacing w:before="80" w:after="80"/>
+        <w:ind w:left="454"/>
+        <w:shd w:val="clear" w:color="auto" w:fill="F0F0F0"/>
+      </w:pPr>
+      <w:r>
+        <w:rPr>
+          <w:rFonts w:ascii="Courier New" w:hAnsi="Courier New"/>
+          <w:sz w:val="17"/>
+        </w:rPr>
+        <w:t>=== LIGNECOMMANDES Central (doit etre vide) ===</w:t>
+        <w:br/>
+        <w:t>LIGNECOMMANDES_CENTRAL</w:t>
+        <w:br/>
+        <w:t>----------------------</w:t>
+        <w:br/>
+        <w:t xml:space="preserve">                     0        &lt;-- vide, zero redondance</w:t>
+        <w:br/>
+        <w:br/>
+        <w:t>=== Fragment Site1 via DB Link (doit avoir 12 lignes) ===</w:t>
+        <w:br/>
+        <w:t>LIGNECOMMANDES1_SITE1</w:t>
+        <w:br/>
+        <w:t>---------------------</w:t>
+        <w:br/>
+        <w:t xml:space="preserve">                   12        &lt;-- correct</w:t>
+        <w:br/>
+        <w:br/>
+        <w:t>=== Fragment Site2 via DB Link (doit avoir 13 lignes) ===</w:t>
+        <w:br/>
+        <w:t>LIGNECOMMANDES2_SITE2</w:t>
+        <w:br/>
+        <w:t>---------------------</w:t>
+        <w:br/>
+        <w:t xml:space="preserve">                   13        &lt;-- correct</w:t>
+        <w:br/>
+        <w:br/>
+        <w:t>=== Vue globale (doit avoir 25 lignes au total) ===</w:t>
+        <w:br/>
+        <w:t>SITE   NB_LIGNES</w:t>
+        <w:br/>
+        <w:t>----- ----------</w:t>
+        <w:br/>
+        <w:t>SITE1         12</w:t>
+        <w:br/>
+        <w:t>SITE2         13             &lt;-- total = 25, zero perte de donnees</w:t>
+      </w:r>
+    </w:p>
+    <w:p>
+      <w:pPr>
+        <w:spacing w:after="120" w:before="40"/>
+        <w:jc w:val="both"/>
+      </w:pPr>
+    </w:p>
+    <w:p>
+      <w:pPr>
+        <w:spacing w:after="60" w:before="40"/>
+        <w:jc w:val="both"/>
+      </w:pPr>
+      <w:r>
+        <w:rPr>
+          <w:b/>
+          <w:i w:val="0"/>
+          <w:sz w:val="20"/>
+        </w:rPr>
+        <w:t>Tableau comparatif avant / après correction :</w:t>
+      </w:r>
+    </w:p>
+    <w:tbl>
+      <w:tblPr>
+        <w:tblStyle w:val="Grilledutableau"/>
+        <w:tblW w:type="auto" w:w="0"/>
+        <w:jc w:val="center"/>
+        <w:tblLook w:firstColumn="1" w:firstRow="1" w:lastColumn="0" w:lastRow="0" w:noHBand="0" w:noVBand="1" w:val="04A0"/>
+      </w:tblPr>
+      <w:tblGrid>
+        <w:gridCol w:w="3135"/>
+        <w:gridCol w:w="3135"/>
+        <w:gridCol w:w="3135"/>
+      </w:tblGrid>
+      <w:tr>
+        <w:tc>
+          <w:tcPr>
+            <w:tcW w:type="dxa" w:w="3135"/>
+            <w:shd w:val="clear" w:color="auto" w:fill="0D4E2E"/>
+          </w:tcPr>
+          <w:p>
+            <w:pPr>
+              <w:jc w:val="center"/>
+            </w:pPr>
+            <w:r>
+              <w:rPr>
+                <w:b/>
+                <w:color w:val="FFFFFF"/>
+                <w:sz w:val="20"/>
+              </w:rPr>
+              <w:t>Table / Nœud</w:t>
+            </w:r>
+          </w:p>
+        </w:tc>
+        <w:tc>
+          <w:tcPr>
+            <w:tcW w:type="dxa" w:w="3135"/>
+            <w:shd w:val="clear" w:color="auto" w:fill="0D4E2E"/>
+          </w:tcPr>
+          <w:p>
+            <w:pPr>
+              <w:jc w:val="center"/>
+            </w:pPr>
+            <w:r>
+              <w:rPr>
+                <w:b/>
+                <w:color w:val="FFFFFF"/>
+                <w:sz w:val="20"/>
+              </w:rPr>
+              <w:t>Avant correction</w:t>
+            </w:r>
+          </w:p>
+        </w:tc>
+        <w:tc>
+          <w:tcPr>
+            <w:tcW w:type="dxa" w:w="3135"/>
+            <w:shd w:val="clear" w:color="auto" w:fill="0D4E2E"/>
+          </w:tcPr>
+          <w:p>
+            <w:pPr>
+              <w:jc w:val="center"/>
+            </w:pPr>
+            <w:r>
+              <w:rPr>
+                <w:b/>
+                <w:color w:val="FFFFFF"/>
+                <w:sz w:val="20"/>
+              </w:rPr>
+              <w:t>Après correction</w:t>
+            </w:r>
+          </w:p>
+        </w:tc>
+      </w:tr>
+      <w:tr>
+        <w:tc>
+          <w:tcPr>
+            <w:tcW w:type="dxa" w:w="3135"/>
+            <w:shd w:val="clear" w:color="auto" w:fill="FFF0F0"/>
+          </w:tcPr>
+          <w:p>
+            <w:pPr>
+              <w:jc w:val="center"/>
+            </w:pPr>
+            <w:r>
+              <w:rPr>
+                <w:b/>
+                <w:sz w:val="20"/>
+              </w:rPr>
+              <w:t>LIGNECOMMANDES — Central</w:t>
+            </w:r>
+          </w:p>
+        </w:tc>
+        <w:tc>
+          <w:tcPr>
+            <w:tcW w:type="dxa" w:w="3135"/>
+            <w:shd w:val="clear" w:color="auto" w:fill="FFF0F0"/>
+          </w:tcPr>
+          <w:p>
+            <w:pPr>
+              <w:jc w:val="center"/>
+            </w:pPr>
+            <w:r>
+              <w:rPr>
+                <w:sz w:val="20"/>
+              </w:rPr>
+              <w:t>25 lignes (redondantes)</w:t>
+            </w:r>
+          </w:p>
+        </w:tc>
+        <w:tc>
+          <w:tcPr>
+            <w:tcW w:type="dxa" w:w="3135"/>
+            <w:shd w:val="clear" w:color="auto" w:fill="FFF0F0"/>
+          </w:tcPr>
+          <w:p>
+            <w:pPr>
+              <w:jc w:val="center"/>
+            </w:pPr>
+            <w:r>
+              <w:rPr>
+                <w:sz w:val="20"/>
+              </w:rPr>
+              <w:t>0 ligne ✅</w:t>
+            </w:r>
+          </w:p>
+        </w:tc>
+      </w:tr>
+      <w:tr>
+        <w:tc>
+          <w:tcPr>
+            <w:tcW w:type="dxa" w:w="3135"/>
+            <w:shd w:val="clear" w:color="auto" w:fill="FFF0F0"/>
+          </w:tcPr>
+          <w:p>
+            <w:pPr>
+              <w:jc w:val="center"/>
+            </w:pPr>
+            <w:r>
+              <w:rPr>
+                <w:b/>
+                <w:sz w:val="20"/>
+              </w:rPr>
+              <w:t>LIGNECOMMANDES — Site1</w:t>
+            </w:r>
+          </w:p>
+        </w:tc>
+        <w:tc>
+          <w:tcPr>
+            <w:tcW w:type="dxa" w:w="3135"/>
+            <w:shd w:val="clear" w:color="auto" w:fill="FFF0F0"/>
+          </w:tcPr>
+          <w:p>
+            <w:pPr>
+              <w:jc w:val="center"/>
+            </w:pPr>
+            <w:r>
+              <w:rPr>
+                <w:sz w:val="20"/>
+              </w:rPr>
+              <w:t>25 lignes (redondantes)</w:t>
+            </w:r>
+          </w:p>
+        </w:tc>
+        <w:tc>
+          <w:tcPr>
+            <w:tcW w:type="dxa" w:w="3135"/>
+            <w:shd w:val="clear" w:color="auto" w:fill="FFF0F0"/>
+          </w:tcPr>
+          <w:p>
+            <w:pPr>
+              <w:jc w:val="center"/>
+            </w:pPr>
+            <w:r>
+              <w:rPr>
+                <w:sz w:val="20"/>
+              </w:rPr>
+              <w:t>0 ligne ✅</w:t>
+            </w:r>
+          </w:p>
+        </w:tc>
+      </w:tr>
+      <w:tr>
+        <w:tc>
+          <w:tcPr>
+            <w:tcW w:type="dxa" w:w="3135"/>
+            <w:shd w:val="clear" w:color="auto" w:fill="FFF0F0"/>
+          </w:tcPr>
+          <w:p>
+            <w:pPr>
+              <w:jc w:val="center"/>
+            </w:pPr>
+            <w:r>
+              <w:rPr>
+                <w:b/>
+                <w:sz w:val="20"/>
+              </w:rPr>
+              <w:t>LIGNECOMMANDES — Site2</w:t>
+            </w:r>
+          </w:p>
+        </w:tc>
+        <w:tc>
+          <w:tcPr>
+            <w:tcW w:type="dxa" w:w="3135"/>
+            <w:shd w:val="clear" w:color="auto" w:fill="FFF0F0"/>
+          </w:tcPr>
+          <w:p>
+            <w:pPr>
+              <w:jc w:val="center"/>
+            </w:pPr>
+            <w:r>
+              <w:rPr>
+                <w:sz w:val="20"/>
+              </w:rPr>
+              <w:t>25 lignes (redondantes)</w:t>
+            </w:r>
+          </w:p>
+        </w:tc>
+        <w:tc>
+          <w:tcPr>
+            <w:tcW w:type="dxa" w:w="3135"/>
+            <w:shd w:val="clear" w:color="auto" w:fill="FFF0F0"/>
+          </w:tcPr>
+          <w:p>
+            <w:pPr>
+              <w:jc w:val="center"/>
+            </w:pPr>
+            <w:r>
+              <w:rPr>
+                <w:sz w:val="20"/>
+              </w:rPr>
+              <w:t>0 ligne ✅</w:t>
+            </w:r>
+          </w:p>
+        </w:tc>
+      </w:tr>
+      <w:tr>
+        <w:tc>
+          <w:tcPr>
+            <w:tcW w:type="dxa" w:w="3135"/>
+            <w:shd w:val="clear" w:color="auto" w:fill="F0FFF4"/>
+          </w:tcPr>
+          <w:p>
+            <w:pPr>
+              <w:jc w:val="center"/>
+            </w:pPr>
+            <w:r>
+              <w:rPr>
+                <w:b/>
+                <w:sz w:val="20"/>
+              </w:rPr>
+              <w:t>LigneCommandes1 — Site1</w:t>
+            </w:r>
+          </w:p>
+        </w:tc>
+        <w:tc>
+          <w:tcPr>
+            <w:tcW w:type="dxa" w:w="3135"/>
+            <w:shd w:val="clear" w:color="auto" w:fill="F0FFF4"/>
+          </w:tcPr>
+          <w:p>
+            <w:pPr>
+              <w:jc w:val="center"/>
+            </w:pPr>
+            <w:r>
+              <w:rPr>
+                <w:sz w:val="20"/>
+              </w:rPr>
+              <w:t>12 lignes</w:t>
+            </w:r>
+          </w:p>
+        </w:tc>
+        <w:tc>
+          <w:tcPr>
+            <w:tcW w:type="dxa" w:w="3135"/>
+            <w:shd w:val="clear" w:color="auto" w:fill="F0FFF4"/>
+          </w:tcPr>
+          <w:p>
+            <w:pPr>
+              <w:jc w:val="center"/>
+            </w:pPr>
+            <w:r>
+              <w:rPr>
+                <w:sz w:val="20"/>
+              </w:rPr>
+              <w:t>12 lignes ✅</w:t>
+            </w:r>
+          </w:p>
+        </w:tc>
+      </w:tr>
+    </w:tbl>
+    <w:p>
+      <w:pPr>
+        <w:spacing w:after="120" w:before="40"/>
+        <w:jc w:val="both"/>
+      </w:pPr>
+    </w:p>
+    <w:p>
+      <w:pPr>
+        <w:spacing w:after="80" w:before="40"/>
+        <w:jc w:val="both"/>
+      </w:pPr>
+      <w:r>
+        <w:rPr>
+          <w:b/>
+          <w:i w:val="0"/>
+          <w:color w:val="E86B1A"/>
+          <w:sz w:val="24"/>
+        </w:rPr>
+        <w:t>21.4 Impact sur l'architecture</w:t>
+      </w:r>
+    </w:p>
+    <w:p>
+      <w:pPr>
+        <w:pStyle w:val="Listepuces"/>
+        <w:spacing w:after="80" w:before="40"/>
+        <w:ind w:left="283"/>
+      </w:pPr>
+      <w:r>
+        <w:rPr>
+          <w:b/>
+          <w:sz w:val="21"/>
+        </w:rPr>
+        <w:t xml:space="preserve">Unicité des données : </w:t>
+      </w:r>
+      <w:r>
+        <w:rPr>
+          <w:sz w:val="21"/>
+        </w:rPr>
+        <w:t>Chaque ligne de commande n'existe plus qu'à un seul endroit physique (Site1 OU Site2), conformément au principe de la fragmentation horizontale.</w:t>
+      </w:r>
+    </w:p>
+    <w:p>
+      <w:pPr>
+        <w:pStyle w:val="Listepuces"/>
+        <w:spacing w:after="80" w:before="40"/>
+        <w:ind w:left="283"/>
+      </w:pPr>
+      <w:r>
+        <w:rPr>
+          <w:b/>
+          <w:sz w:val="21"/>
+        </w:rPr>
+        <w:t xml:space="preserve">Structure conservée : </w:t>
+      </w:r>
+      <w:r>
+        <w:rPr>
+          <w:sz w:val="21"/>
+        </w:rPr>
+        <w:t>La table LIGNECOMMANDES reste présente sur chaque nœud (structure conservée) mais vide — elle sert de point d'entrée protégé par le trigger BEFORE INSERT.</w:t>
+      </w:r>
+    </w:p>
+    <w:p>
+      <w:pPr>
+        <w:pStyle w:val="Listepuces"/>
+        <w:spacing w:after="80" w:before="40"/>
+        <w:ind w:left="283"/>
+      </w:pPr>
+      <w:r>
+        <w:rPr>
+          <w:b/>
+          <w:sz w:val="21"/>
+        </w:rPr>
+        <w:t xml:space="preserve">Complémentarité : </w:t>
+      </w:r>
+      <w:r>
+        <w:rPr>
+          <w:sz w:val="21"/>
+        </w:rPr>
+        <w:t>Ce fix complète le fix précédent (trigger BEFORE INSERT) : ensemble, ils garantissent qu'aucune donnée ne peut exister en double, ni au démarrage ni en cours d'utilisation.</w:t>
+      </w:r>
+    </w:p>
+    <w:p>
+      <w:pPr>
+        <w:spacing w:after="120" w:before="40"/>
+        <w:jc w:val="both"/>
+      </w:pPr>
+    </w:p>
+    <w:p>
+      <w:r>
+        <w:br w:type="page"/>
+      </w:r>
+    </w:p>
+    <w:p>
+      <w:pPr>
+        <w:pStyle w:val="Titre1"/>
+        <w:spacing w:before="360" w:after="160"/>
+      </w:pPr>
+      <w:r>
+        <w:rPr>
+          <w:color w:val="0D1B3E"/>
+        </w:rPr>
+        <w:t>22. CORRECTION DE LA FAILLE DE DOUBLONS SUR SITE1 ET SITE2</w:t>
+      </w:r>
+    </w:p>
+    <w:p>
+      <w:pPr>
+        <w:spacing w:before="40" w:after="40"/>
+        <w:pBdr>
+          <w:bottom w:val="single" w:sz="6" w:space="1" w:color="E86B1A"/>
+        </w:pBdr>
+      </w:pPr>
+    </w:p>
+    <w:p>
+      <w:pPr>
+        <w:spacing w:after="80" w:before="40"/>
+        <w:jc w:val="both"/>
+      </w:pPr>
+      <w:r>
+        <w:rPr>
+          <w:b/>
+          <w:i w:val="0"/>
+          <w:color w:val="E86B1A"/>
+          <w:sz w:val="24"/>
+        </w:rPr>
+        <w:t>22.1 Contexte — couverture incomplète du Fix #1</w:t>
+      </w:r>
+    </w:p>
+    <w:p>
+      <w:pPr>
+        <w:spacing w:after="120" w:before="40"/>
+        <w:jc w:val="both"/>
+      </w:pPr>
+      <w:r>
+        <w:rPr>
+          <w:b w:val="0"/>
+          <w:i w:val="0"/>
+          <w:sz w:val="22"/>
+        </w:rPr>
+        <w:t>Le Fix #1 avait corrigé le problème de doublon sur le Central en remplaçant le trigger AFTER par un trigger BEFORE qui bloque tout DML direct sur LIGNECOMMANDES (ORA-20300). Cependant, cette protection ne couvrait que le noeud Central. Sur Site1 et Site2, la table LIGNECOMMANDES était certes vide (grâce au TRUNCATE du Fix #2), mais aucun trigger ne bloquait un éventuel INSERT direct. Ce scénario restait possible :</w:t>
+      </w:r>
+    </w:p>
+    <w:p>
+      <w:pPr>
+        <w:spacing w:before="80" w:after="80"/>
+        <w:ind w:left="454"/>
+        <w:shd w:val="clear" w:color="auto" w:fill="F0F0F0"/>
+      </w:pPr>
+      <w:r>
+        <w:rPr>
+          <w:rFonts w:ascii="Courier New" w:hAnsi="Courier New"/>
+          <w:sz w:val="17"/>
+        </w:rPr>
+        <w:t>-- Depuis Site1, un INSERT direct passait sans erreur</w:t>
+        <w:br/>
+        <w:t>INSERT INTO LIGNECOMMANDES (IDLIGNECOMMANDE, IDCOMMANDE, IDPRODUIT, QUANTITE, REMISE)</w:t>
+        <w:br/>
+        <w:t>VALUES (9998, 1, 1, 150, 0);</w:t>
+        <w:br/>
+        <w:br/>
+        <w:t>-- Résultat AVANT ce fix : 1 row created (donnée hors fragment, sans routage)</w:t>
+      </w:r>
+    </w:p>
+    <w:p>
+      <w:pPr>
+        <w:spacing w:after="120" w:before="40"/>
+        <w:jc w:val="both"/>
+      </w:pPr>
+      <w:r>
+        <w:rPr>
+          <w:b w:val="0"/>
+          <w:i w:val="0"/>
+          <w:sz w:val="22"/>
+        </w:rPr>
+        <w:t>La ligne s'inscrivait dans LIGNECOMMANDES sur Site1 sans être routée vers LigneCommandes1 ni LigneCommandes2, et sans apparaître dans la vue V_LIGNECOMMANDES_GLOBAL_SYN. C'est la même cause racine que le Fix #1, mais sur les nœuds locaux.</w:t>
+      </w:r>
+    </w:p>
+    <w:p>
+      <w:pPr>
+        <w:spacing w:after="80" w:before="40"/>
+        <w:jc w:val="both"/>
+      </w:pPr>
+      <w:r>
+        <w:rPr>
+          <w:b/>
+          <w:i w:val="0"/>
+          <w:color w:val="E86B1A"/>
+          <w:sz w:val="24"/>
+        </w:rPr>
+        <w:t>22.2 Diagnostic — état avant correction</w:t>
+      </w:r>
+    </w:p>
+    <w:tbl>
+      <w:tblPr>
+        <w:tblStyle w:val="Grilledutableau"/>
+        <w:tblW w:type="auto" w:w="0"/>
+        <w:jc w:val="center"/>
+        <w:tblLook w:firstColumn="1" w:firstRow="1" w:lastColumn="0" w:lastRow="0" w:noHBand="0" w:noVBand="1" w:val="04A0"/>
+      </w:tblPr>
+      <w:tblGrid>
+        <w:gridCol w:w="3135"/>
+        <w:gridCol w:w="3135"/>
+        <w:gridCol w:w="3135"/>
+      </w:tblGrid>
+      <w:tr>
+        <w:tc>
+          <w:tcPr>
+            <w:tcW w:type="dxa" w:w="3135"/>
+            <w:shd w:val="clear" w:color="auto" w:fill="1A3F7A"/>
+          </w:tcPr>
+          <w:p>
+            <w:pPr>
+              <w:jc w:val="center"/>
+            </w:pPr>
+            <w:r>
+              <w:rPr>
+                <w:b/>
+                <w:color w:val="FFFFFF"/>
+                <w:sz w:val="20"/>
+              </w:rPr>
+              <w:t>Noeud</w:t>
+            </w:r>
+          </w:p>
+        </w:tc>
+        <w:tc>
+          <w:tcPr>
+            <w:tcW w:type="dxa" w:w="3135"/>
+            <w:shd w:val="clear" w:color="auto" w:fill="1A3F7A"/>
+          </w:tcPr>
+          <w:p>
+            <w:pPr>
+              <w:jc w:val="center"/>
+            </w:pPr>
+            <w:r>
+              <w:rPr>
+                <w:b/>
+                <w:color w:val="FFFFFF"/>
+                <w:sz w:val="20"/>
+              </w:rPr>
+              <w:t>Table LIGNECOMMANDES</w:t>
+            </w:r>
+          </w:p>
+        </w:tc>
+        <w:tc>
+          <w:tcPr>
+            <w:tcW w:type="dxa" w:w="3135"/>
+            <w:shd w:val="clear" w:color="auto" w:fill="1A3F7A"/>
+          </w:tcPr>
+          <w:p>
+            <w:pPr>
+              <w:jc w:val="center"/>
+            </w:pPr>
+            <w:r>
+              <w:rPr>
+                <w:b/>
+                <w:color w:val="FFFFFF"/>
+                <w:sz w:val="20"/>
+              </w:rPr>
+              <w:t>Protection</w:t>
+            </w:r>
+          </w:p>
+        </w:tc>
+      </w:tr>
+      <w:tr>
+        <w:tc>
+          <w:tcPr>
+            <w:tcW w:type="dxa" w:w="3135"/>
+            <w:shd w:val="clear" w:color="auto" w:fill="E8F5E9"/>
+          </w:tcPr>
+          <w:p>
+            <w:pPr>
+              <w:jc w:val="center"/>
+            </w:pPr>
+            <w:r>
+              <w:rPr>
+                <w:b/>
+                <w:sz w:val="20"/>
+              </w:rPr>
+              <w:t>Central</w:t>
+            </w:r>
+          </w:p>
+        </w:tc>
+        <w:tc>
+          <w:tcPr>
+            <w:tcW w:type="dxa" w:w="3135"/>
+            <w:shd w:val="clear" w:color="auto" w:fill="E8F5E9"/>
+          </w:tcPr>
+          <w:p>
+            <w:pPr>
+              <w:jc w:val="center"/>
+            </w:pPr>
+            <w:r>
+              <w:rPr>
+                <w:sz w:val="20"/>
+              </w:rPr>
+              <w:t>LIGNECOMMANDES vide</w:t>
+            </w:r>
+          </w:p>
+        </w:tc>
+        <w:tc>
+          <w:tcPr>
+            <w:tcW w:type="dxa" w:w="3135"/>
+            <w:shd w:val="clear" w:color="auto" w:fill="E8F5E9"/>
+          </w:tcPr>
+          <w:p>
+            <w:pPr>
+              <w:jc w:val="center"/>
+            </w:pPr>
+            <w:r>
+              <w:rPr>
+                <w:sz w:val="20"/>
+              </w:rPr>
+              <w:t>BEFORE trigger ORA-20300 (Fix #1) ✅</w:t>
+            </w:r>
+          </w:p>
+        </w:tc>
+      </w:tr>
+      <w:tr>
+        <w:tc>
+          <w:tcPr>
+            <w:tcW w:type="dxa" w:w="3135"/>
+            <w:shd w:val="clear" w:color="auto" w:fill="FFEBEE"/>
+          </w:tcPr>
+          <w:p>
+            <w:pPr>
+              <w:jc w:val="center"/>
+            </w:pPr>
+            <w:r>
+              <w:rPr>
+                <w:b/>
+                <w:sz w:val="20"/>
+              </w:rPr>
+              <w:t>Site1</w:t>
+            </w:r>
+          </w:p>
+        </w:tc>
+        <w:tc>
+          <w:tcPr>
+            <w:tcW w:type="dxa" w:w="3135"/>
+            <w:shd w:val="clear" w:color="auto" w:fill="FFEBEE"/>
+          </w:tcPr>
+          <w:p>
+            <w:pPr>
+              <w:jc w:val="center"/>
+            </w:pPr>
+            <w:r>
+              <w:rPr>
+                <w:sz w:val="20"/>
+              </w:rPr>
+              <w:t>LIGNECOMMANDES vide</w:t>
+            </w:r>
+          </w:p>
+        </w:tc>
+        <w:tc>
+          <w:tcPr>
+            <w:tcW w:type="dxa" w:w="3135"/>
+            <w:shd w:val="clear" w:color="auto" w:fill="FFEBEE"/>
+          </w:tcPr>
+          <w:p>
+            <w:pPr>
+              <w:jc w:val="center"/>
+            </w:pPr>
+            <w:r>
+              <w:rPr>
+                <w:sz w:val="20"/>
+              </w:rPr>
+              <w:t>Aucune protection ❌</w:t>
+            </w:r>
+          </w:p>
+        </w:tc>
+      </w:tr>
+      <w:tr>
+        <w:tc>
+          <w:tcPr>
+            <w:tcW w:type="dxa" w:w="3135"/>
+            <w:shd w:val="clear" w:color="auto" w:fill="FFEBEE"/>
+          </w:tcPr>
+          <w:p>
+            <w:pPr>
+              <w:jc w:val="center"/>
+            </w:pPr>
+            <w:r>
+              <w:rPr>
+                <w:b/>
+                <w:sz w:val="20"/>
+              </w:rPr>
+              <w:t>Site2</w:t>
+            </w:r>
+          </w:p>
+        </w:tc>
+        <w:tc>
+          <w:tcPr>
+            <w:tcW w:type="dxa" w:w="3135"/>
+            <w:shd w:val="clear" w:color="auto" w:fill="FFEBEE"/>
+          </w:tcPr>
+          <w:p>
+            <w:pPr>
+              <w:jc w:val="center"/>
+            </w:pPr>
+            <w:r>
+              <w:rPr>
+                <w:sz w:val="20"/>
+              </w:rPr>
+              <w:t>LIGNECOMMANDES vide</w:t>
+            </w:r>
+          </w:p>
+        </w:tc>
+        <w:tc>
+          <w:tcPr>
+            <w:tcW w:type="dxa" w:w="3135"/>
+            <w:shd w:val="clear" w:color="auto" w:fill="FFEBEE"/>
+          </w:tcPr>
+          <w:p>
+            <w:pPr>
+              <w:jc w:val="center"/>
+            </w:pPr>
+            <w:r>
+              <w:rPr>
+                <w:sz w:val="20"/>
+              </w:rPr>
+              <w:t>Aucune protection ❌</w:t>
+            </w:r>
+          </w:p>
+        </w:tc>
+      </w:tr>
+    </w:tbl>
+    <w:p>
+      <w:pPr>
+        <w:spacing w:after="120" w:before="40"/>
+        <w:jc w:val="both"/>
+      </w:pPr>
+    </w:p>
+    <w:p>
+      <w:pPr>
+        <w:spacing w:after="80" w:before="40"/>
+        <w:jc w:val="both"/>
+      </w:pPr>
+      <w:r>
+        <w:rPr>
+          <w:b/>
+          <w:i w:val="0"/>
+          <w:color w:val="E86B1A"/>
+          <w:sz w:val="24"/>
+        </w:rPr>
+        <w:t>22.3 Solution — triggers BEFORE sur Site1 et Site2</w:t>
+      </w:r>
+    </w:p>
+    <w:p>
+      <w:pPr>
+        <w:spacing w:after="120" w:before="40"/>
+        <w:jc w:val="both"/>
+      </w:pPr>
+      <w:r>
+        <w:rPr>
+          <w:b w:val="0"/>
+          <w:i w:val="0"/>
+          <w:sz w:val="22"/>
+        </w:rPr>
+        <w:t>La correction consiste à ajouter un trigger BEFORE INSERT OR UPDATE OR DELETE sur LIGNECOMMANDES dans les fichiers de triggers de chaque site, sur le même modèle que le trigger du Central. Deux fichiers ont été modifiés :</w:t>
+      </w:r>
+    </w:p>
+    <w:p>
+      <w:pPr>
+        <w:spacing w:after="60" w:before="40"/>
+        <w:jc w:val="both"/>
+      </w:pPr>
+      <w:r>
+        <w:rPr>
+          <w:b/>
+          <w:i w:val="0"/>
+          <w:sz w:val="20"/>
+        </w:rPr>
+        <w:t>Fichier 1 — site1/scenario2/triggers/site1_triggers.sh :</w:t>
+      </w:r>
+    </w:p>
+    <w:p>
+      <w:pPr>
+        <w:spacing w:before="80" w:after="80"/>
+        <w:ind w:left="454"/>
+        <w:shd w:val="clear" w:color="auto" w:fill="F0F0F0"/>
+      </w:pPr>
+      <w:r>
+        <w:rPr>
+          <w:rFonts w:ascii="Courier New" w:hAnsi="Courier New"/>
+          <w:sz w:val="17"/>
+        </w:rPr>
+        <w:t>-- Ajouté à la fin du bloc SQL, avant COMMIT/EXIT</w:t>
+        <w:br/>
+        <w:t>CREATE OR REPLACE TRIGGER trg_block_lignecommandes_site1</w:t>
+        <w:br/>
+        <w:t>BEFORE INSERT OR UPDATE OR DELETE ON LIGNECOMMANDES</w:t>
+        <w:br/>
+        <w:t>FOR EACH ROW</w:t>
+        <w:br/>
+        <w:t>BEGIN</w:t>
+        <w:br/>
+        <w:t xml:space="preserve">    RAISE_APPLICATION_ERROR(-20301,</w:t>
+        <w:br/>
+        <w:t xml:space="preserve">        'DML direct sur LIGNECOMMANDES interdit sur Site1. '</w:t>
+        <w:br/>
+        <w:t xml:space="preserve">        || 'Utilisez la vue V_LIGNECOMMANDES_ROUTAGE sur le Central.');</w:t>
+        <w:br/>
+        <w:t>END;</w:t>
+        <w:br/>
+        <w:t>/</w:t>
+      </w:r>
+    </w:p>
+    <w:p>
+      <w:pPr>
+        <w:spacing w:after="60" w:before="40"/>
+        <w:jc w:val="both"/>
+      </w:pPr>
+      <w:r>
+        <w:rPr>
+          <w:b/>
+          <w:i w:val="0"/>
+          <w:sz w:val="20"/>
+        </w:rPr>
+        <w:t>Fichier 2 — site2/scenario2/triggers/site2_triggers.sh :</w:t>
+      </w:r>
+    </w:p>
+    <w:p>
+      <w:pPr>
+        <w:spacing w:before="80" w:after="80"/>
+        <w:ind w:left="454"/>
+        <w:shd w:val="clear" w:color="auto" w:fill="F0F0F0"/>
+      </w:pPr>
+      <w:r>
+        <w:rPr>
+          <w:rFonts w:ascii="Courier New" w:hAnsi="Courier New"/>
+          <w:sz w:val="17"/>
+        </w:rPr>
+        <w:t>-- Ajouté à la fin du bloc SQL, avant COMMIT/EXIT</w:t>
+        <w:br/>
+        <w:t>CREATE OR REPLACE TRIGGER trg_block_lignecommandes_site2</w:t>
+        <w:br/>
+        <w:t>BEFORE INSERT OR UPDATE OR DELETE ON LIGNECOMMANDES</w:t>
+        <w:br/>
+        <w:t>FOR EACH ROW</w:t>
+        <w:br/>
+        <w:t>BEGIN</w:t>
+        <w:br/>
+        <w:t xml:space="preserve">    RAISE_APPLICATION_ERROR(-20302,</w:t>
+        <w:br/>
+        <w:t xml:space="preserve">        'DML direct sur LIGNECOMMANDES interdit sur Site2. '</w:t>
+        <w:br/>
+        <w:t xml:space="preserve">        || 'Utilisez la vue V_LIGNECOMMANDES_ROUTAGE sur le Central.');</w:t>
+        <w:br/>
+        <w:t>END;</w:t>
+        <w:br/>
+        <w:t>/</w:t>
+      </w:r>
+    </w:p>
+    <w:p>
+      <w:pPr>
+        <w:spacing w:after="80" w:before="40"/>
+        <w:jc w:val="both"/>
+      </w:pPr>
+      <w:r>
+        <w:rPr>
+          <w:b/>
+          <w:i w:val="0"/>
+          <w:color w:val="E86B1A"/>
+          <w:sz w:val="24"/>
+        </w:rPr>
+        <w:t>22.4 Résultats de validation</w:t>
+      </w:r>
+    </w:p>
+    <w:p>
+      <w:pPr>
+        <w:spacing w:after="120" w:before="40"/>
+        <w:jc w:val="both"/>
+      </w:pPr>
+      <w:r>
+        <w:rPr>
+          <w:b w:val="0"/>
+          <w:i w:val="0"/>
+          <w:sz w:val="22"/>
+        </w:rPr>
+        <w:t>Après redéploiement du cluster, le test de blocage a été exécuté sur Site1 :</w:t>
+      </w:r>
+    </w:p>
+    <w:p>
+      <w:pPr>
+        <w:spacing w:before="80" w:after="80"/>
+        <w:ind w:left="454"/>
+        <w:shd w:val="clear" w:color="auto" w:fill="F0F0F0"/>
+      </w:pPr>
+      <w:r>
+        <w:rPr>
+          <w:rFonts w:ascii="Courier New" w:hAnsi="Courier New"/>
+          <w:sz w:val="17"/>
+        </w:rPr>
+        <w:t>=== Test INSERT direct sur Site1 (doit etre bloque ORA-20301) ===</w:t>
+        <w:br/>
+        <w:br/>
+        <w:t>INSERT INTO LIGNECOMMANDES (IDLIGNECOMMANDE, IDCOMMANDE,</w:t>
+        <w:br/>
+        <w:t xml:space="preserve">                            IDPRODUIT, QUANTITE, REMISE)</w:t>
+        <w:br/>
+        <w:t>VALUES (9998, 1, 1, 150, 0);</w:t>
+        <w:br/>
+        <w:t xml:space="preserve">            *</w:t>
+        <w:br/>
+        <w:t>ERROR at line 1:</w:t>
+        <w:br/>
+        <w:t>ORA-20301: DML direct sur LIGNECOMMANDES interdit sur Site1.</w:t>
+        <w:br/>
+        <w:t xml:space="preserve">           Utilisez la vue V_LIGNECOMMANDES_ROUTAGE sur le Central.</w:t>
+        <w:br/>
+        <w:t>ORA-06512: at "ESHOP1.TRG_BLOCK_LIGNECOMMANDES_SITE1", line 2</w:t>
+        <w:br/>
+        <w:t>ORA-04088: error during execution of trigger</w:t>
+        <w:br/>
+        <w:t xml:space="preserve">           'ESHOP1.TRG_BLOCK_LIGNECOMMANDES_SITE1'</w:t>
+      </w:r>
+    </w:p>
+    <w:p>
+      <w:pPr>
+        <w:spacing w:after="120" w:before="40"/>
+        <w:jc w:val="both"/>
+      </w:pPr>
+    </w:p>
+    <w:p>
+      <w:pPr>
+        <w:spacing w:after="60" w:before="40"/>
+        <w:jc w:val="both"/>
+      </w:pPr>
+      <w:r>
+        <w:rPr>
+          <w:b/>
+          <w:i w:val="0"/>
+          <w:sz w:val="20"/>
+        </w:rPr>
+        <w:t>Tableau de protection final — les 3 noeuds :</w:t>
+      </w:r>
+    </w:p>
+    <w:tbl>
+      <w:tblPr>
+        <w:tblStyle w:val="Grilledutableau"/>
+        <w:tblW w:type="auto" w:w="0"/>
+        <w:jc w:val="center"/>
+        <w:tblLook w:firstColumn="1" w:firstRow="1" w:lastColumn="0" w:lastRow="0" w:noHBand="0" w:noVBand="1" w:val="04A0"/>
+      </w:tblPr>
+      <w:tblGrid>
+        <w:gridCol w:w="2351"/>
+        <w:gridCol w:w="2351"/>
+        <w:gridCol w:w="2351"/>
+        <w:gridCol w:w="2351"/>
+      </w:tblGrid>
+      <w:tr>
+        <w:tc>
+          <w:tcPr>
+            <w:tcW w:type="dxa" w:w="2351"/>
+            <w:shd w:val="clear" w:color="auto" w:fill="0D4E2E"/>
+          </w:tcPr>
+          <w:p>
+            <w:pPr>
+              <w:jc w:val="center"/>
+            </w:pPr>
+            <w:r>
+              <w:rPr>
+                <w:b/>
+                <w:color w:val="FFFFFF"/>
+                <w:sz w:val="20"/>
+              </w:rPr>
+              <w:t>Noeud</w:t>
+            </w:r>
+          </w:p>
+        </w:tc>
+        <w:tc>
+          <w:tcPr>
+            <w:tcW w:type="dxa" w:w="2351"/>
+            <w:shd w:val="clear" w:color="auto" w:fill="0D4E2E"/>
+          </w:tcPr>
+          <w:p>
+            <w:pPr>
+              <w:jc w:val="center"/>
+            </w:pPr>
+            <w:r>
+              <w:rPr>
+                <w:b/>
+                <w:color w:val="FFFFFF"/>
+                <w:sz w:val="20"/>
+              </w:rPr>
+              <w:t>Table protegee</w:t>
+            </w:r>
+          </w:p>
+        </w:tc>
+        <w:tc>
+          <w:tcPr>
+            <w:tcW w:type="dxa" w:w="2351"/>
+            <w:shd w:val="clear" w:color="auto" w:fill="0D4E2E"/>
+          </w:tcPr>
+          <w:p>
+            <w:pPr>
+              <w:jc w:val="center"/>
+            </w:pPr>
+            <w:r>
+              <w:rPr>
+                <w:b/>
+                <w:color w:val="FFFFFF"/>
+                <w:sz w:val="20"/>
+              </w:rPr>
+              <w:t>Trigger</w:t>
+            </w:r>
+          </w:p>
+        </w:tc>
+        <w:tc>
+          <w:tcPr>
+            <w:tcW w:type="dxa" w:w="2351"/>
+            <w:shd w:val="clear" w:color="auto" w:fill="0D4E2E"/>
+          </w:tcPr>
+          <w:p>
+            <w:pPr>
+              <w:jc w:val="center"/>
+            </w:pPr>
+            <w:r>
+              <w:rPr>
+                <w:b/>
+                <w:color w:val="FFFFFF"/>
+                <w:sz w:val="20"/>
+              </w:rPr>
+              <w:t>Code erreur</w:t>
+            </w:r>
+          </w:p>
+        </w:tc>
+      </w:tr>
+      <w:tr>
+        <w:tc>
+          <w:tcPr>
+            <w:tcW w:type="dxa" w:w="2351"/>
+            <w:shd w:val="clear" w:color="auto" w:fill="FFF8E1"/>
+          </w:tcPr>
+          <w:p>
+            <w:pPr>
+              <w:jc w:val="center"/>
+            </w:pPr>
+            <w:r>
+              <w:rPr>
+                <w:b/>
+                <w:sz w:val="19"/>
+              </w:rPr>
+              <w:t>Central</w:t>
+            </w:r>
+          </w:p>
+        </w:tc>
+        <w:tc>
+          <w:tcPr>
+            <w:tcW w:type="dxa" w:w="2351"/>
+            <w:shd w:val="clear" w:color="auto" w:fill="FFF8E1"/>
+          </w:tcPr>
+          <w:p>
+            <w:pPr>
+              <w:jc w:val="center"/>
+            </w:pPr>
+            <w:r>
+              <w:rPr>
+                <w:sz w:val="19"/>
+              </w:rPr>
+              <w:t>LIGNECOMMANDES</w:t>
+            </w:r>
+          </w:p>
+        </w:tc>
+        <w:tc>
+          <w:tcPr>
+            <w:tcW w:type="dxa" w:w="2351"/>
+            <w:shd w:val="clear" w:color="auto" w:fill="FFF8E1"/>
+          </w:tcPr>
+          <w:p>
+            <w:pPr>
+              <w:jc w:val="center"/>
+            </w:pPr>
+            <w:r>
+              <w:rPr>
+                <w:sz w:val="19"/>
+              </w:rPr>
+              <w:t>trg_route_lignecommandes_table</w:t>
+            </w:r>
+          </w:p>
+        </w:tc>
+        <w:tc>
+          <w:tcPr>
+            <w:tcW w:type="dxa" w:w="2351"/>
+            <w:shd w:val="clear" w:color="auto" w:fill="FFF8E1"/>
+          </w:tcPr>
+          <w:p>
+            <w:pPr>
+              <w:jc w:val="center"/>
+            </w:pPr>
+            <w:r>
+              <w:rPr>
+                <w:sz w:val="19"/>
+              </w:rPr>
+              <w:t>ORA-20300</w:t>
+            </w:r>
+          </w:p>
+        </w:tc>
+      </w:tr>
+      <w:tr>
+        <w:tc>
+          <w:tcPr>
+            <w:tcW w:type="dxa" w:w="2351"/>
+            <w:shd w:val="clear" w:color="auto" w:fill="E8F5E9"/>
+          </w:tcPr>
+          <w:p>
+            <w:pPr>
+              <w:jc w:val="center"/>
+            </w:pPr>
+            <w:r>
+              <w:rPr>
+                <w:b/>
+                <w:sz w:val="19"/>
+              </w:rPr>
+              <w:t>Site1</w:t>
+            </w:r>
+          </w:p>
+        </w:tc>
+        <w:tc>
+          <w:tcPr>
+            <w:tcW w:type="dxa" w:w="2351"/>
+            <w:shd w:val="clear" w:color="auto" w:fill="E8F5E9"/>
+          </w:tcPr>
+          <w:p>
+            <w:pPr>
+              <w:jc w:val="center"/>
+            </w:pPr>
+            <w:r>
+              <w:rPr>
+                <w:sz w:val="19"/>
+              </w:rPr>
+              <w:t>LIGNECOMMANDES</w:t>
+            </w:r>
+          </w:p>
+        </w:tc>
+        <w:tc>
+          <w:tcPr>
+            <w:tcW w:type="dxa" w:w="2351"/>
+            <w:shd w:val="clear" w:color="auto" w:fill="E8F5E9"/>
+          </w:tcPr>
+          <w:p>
+            <w:pPr>
+              <w:jc w:val="center"/>
+            </w:pPr>
+            <w:r>
+              <w:rPr>
+                <w:sz w:val="19"/>
+              </w:rPr>
+              <w:t>trg_block_lignecommandes_site1</w:t>
+            </w:r>
+          </w:p>
+        </w:tc>
+        <w:tc>
+          <w:tcPr>
+            <w:tcW w:type="dxa" w:w="2351"/>
+            <w:shd w:val="clear" w:color="auto" w:fill="E8F5E9"/>
+          </w:tcPr>
+          <w:p>
+            <w:pPr>
+              <w:jc w:val="center"/>
+            </w:pPr>
+            <w:r>
+              <w:rPr>
+                <w:sz w:val="19"/>
+              </w:rPr>
+              <w:t>ORA-20301</w:t>
+            </w:r>
+          </w:p>
+        </w:tc>
+      </w:tr>
+      <w:tr>
+        <w:tc>
+          <w:tcPr>
+            <w:tcW w:type="dxa" w:w="2351"/>
+            <w:shd w:val="clear" w:color="auto" w:fill="E8F5E9"/>
+          </w:tcPr>
+          <w:p>
+            <w:pPr>
+              <w:jc w:val="center"/>
+            </w:pPr>
+            <w:r>
+              <w:rPr>
+                <w:b/>
+                <w:sz w:val="19"/>
+              </w:rPr>
+              <w:t>Site2</w:t>
+            </w:r>
+          </w:p>
+        </w:tc>
+        <w:tc>
+          <w:tcPr>
+            <w:tcW w:type="dxa" w:w="2351"/>
+            <w:shd w:val="clear" w:color="auto" w:fill="E8F5E9"/>
+          </w:tcPr>
+          <w:p>
+            <w:pPr>
+              <w:jc w:val="center"/>
+            </w:pPr>
+            <w:r>
+              <w:rPr>
+                <w:sz w:val="19"/>
+              </w:rPr>
+              <w:t>LIGNECOMMANDES</w:t>
+            </w:r>
+          </w:p>
+        </w:tc>
+        <w:tc>
+          <w:tcPr>
+            <w:tcW w:type="dxa" w:w="2351"/>
+            <w:shd w:val="clear" w:color="auto" w:fill="E8F5E9"/>
+          </w:tcPr>
+          <w:p>
+            <w:pPr>
+              <w:jc w:val="center"/>
+            </w:pPr>
+            <w:r>
+              <w:rPr>
+                <w:sz w:val="19"/>
+              </w:rPr>
+              <w:t>trg_block_lignecommandes_site2</w:t>
+            </w:r>
+          </w:p>
+        </w:tc>
+        <w:tc>
+          <w:tcPr>
+            <w:tcW w:type="dxa" w:w="2351"/>
+            <w:shd w:val="clear" w:color="auto" w:fill="E8F5E9"/>
+          </w:tcPr>
+          <w:p>
+            <w:pPr>
+              <w:jc w:val="center"/>
+            </w:pPr>
+            <w:r>
+              <w:rPr>
+                <w:sz w:val="19"/>
+              </w:rPr>
+              <w:t>ORA-20302</w:t>
+            </w:r>
+          </w:p>
+        </w:tc>
+      </w:tr>
+      <w:tr>
+        <w:tc>
+          <w:tcPr>
+            <w:tcW w:type="dxa" w:w="2351"/>
+            <w:shd w:val="clear" w:color="auto" w:fill="E3F2FD"/>
+          </w:tcPr>
+          <w:p>
+            <w:pPr>
+              <w:jc w:val="center"/>
+            </w:pPr>
+            <w:r>
+              <w:rPr>
+                <w:b/>
+                <w:sz w:val="19"/>
+              </w:rPr>
+              <w:t>Central</w:t>
+            </w:r>
+          </w:p>
+        </w:tc>
+        <w:tc>
+          <w:tcPr>
+            <w:tcW w:type="dxa" w:w="2351"/>
+            <w:shd w:val="clear" w:color="auto" w:fill="E3F2FD"/>
+          </w:tcPr>
+          <w:p>
+            <w:pPr>
+              <w:jc w:val="center"/>
+            </w:pPr>
+            <w:r>
+              <w:rPr>
+                <w:sz w:val="19"/>
+              </w:rPr>
+              <w:t>V_LIGNECOMMANDES_ROUTAGE</w:t>
+            </w:r>
+          </w:p>
+        </w:tc>
+        <w:tc>
+          <w:tcPr>
+            <w:tcW w:type="dxa" w:w="2351"/>
+            <w:shd w:val="clear" w:color="auto" w:fill="E3F2FD"/>
+          </w:tcPr>
+          <w:p>
+            <w:pPr>
+              <w:jc w:val="center"/>
+            </w:pPr>
+            <w:r>
+              <w:rPr>
+                <w:sz w:val="19"/>
+              </w:rPr>
+              <w:t>INSTEAD OF (routage automatique)</w:t>
+            </w:r>
+          </w:p>
+        </w:tc>
+        <w:tc>
+          <w:tcPr>
+            <w:tcW w:type="dxa" w:w="2351"/>
+            <w:shd w:val="clear" w:color="auto" w:fill="E3F2FD"/>
+          </w:tcPr>
+          <w:p>
+            <w:pPr>
+              <w:jc w:val="center"/>
+            </w:pPr>
+            <w:r>
+              <w:rPr>
+                <w:sz w:val="19"/>
+              </w:rPr>
+              <w:t>—</w:t>
+            </w:r>
+          </w:p>
+        </w:tc>
+      </w:tr>
+    </w:tbl>
+    <w:p>
+      <w:pPr>
+        <w:spacing w:after="120" w:before="40"/>
+        <w:jc w:val="both"/>
+      </w:pPr>
+    </w:p>
+    <w:p>
+      <w:pPr>
+        <w:spacing w:after="80" w:before="40"/>
+        <w:jc w:val="both"/>
+      </w:pPr>
+      <w:r>
+        <w:rPr>
+          <w:b/>
+          <w:i w:val="0"/>
+          <w:color w:val="E86B1A"/>
+          <w:sz w:val="24"/>
+        </w:rPr>
+        <w:t>22.5 Impact et complémentarité des trois fixes</w:t>
+      </w:r>
+    </w:p>
+    <w:p>
+      <w:pPr>
+        <w:pStyle w:val="Listepuces"/>
+        <w:spacing w:after="80" w:before="40"/>
+        <w:ind w:left="283"/>
+      </w:pPr>
+      <w:r>
+        <w:rPr>
+          <w:b/>
+          <w:sz w:val="21"/>
+        </w:rPr>
+        <w:t xml:space="preserve">Fix #1 — Trigger Central : </w:t>
+      </w:r>
+      <w:r>
+        <w:rPr>
+          <w:sz w:val="21"/>
+        </w:rPr>
+        <w:t>Bloque les inserts directs sur LIGNECOMMANDES du Central (ORA-20300) — oblige à passer par la vue de routage.</w:t>
+      </w:r>
+    </w:p>
+    <w:p>
+      <w:pPr>
+        <w:pStyle w:val="Listepuces"/>
+        <w:spacing w:after="80" w:before="40"/>
+        <w:ind w:left="283"/>
+      </w:pPr>
+      <w:r>
+        <w:rPr>
+          <w:b/>
+          <w:sz w:val="21"/>
+        </w:rPr>
+        <w:t xml:space="preserve">Fix #2 — TRUNCATE : </w:t>
+      </w:r>
+      <w:r>
+        <w:rPr>
+          <w:sz w:val="21"/>
+        </w:rPr>
+        <w:t>Vide LIGNECOMMANDES sur les 3 noeuds après la création des fragments — élimine la redondance initiale des 25 lignes.</w:t>
+      </w:r>
+    </w:p>
+    <w:p>
+      <w:pPr>
+        <w:pStyle w:val="Listepuces"/>
+        <w:spacing w:after="80" w:before="40"/>
+        <w:ind w:left="283"/>
+      </w:pPr>
+      <w:r>
+        <w:rPr>
+          <w:b/>
+          <w:sz w:val="21"/>
+        </w:rPr>
+        <w:t xml:space="preserve">Fix #3 — Triggers Site1/Site2 : </w:t>
+      </w:r>
+      <w:r>
+        <w:rPr>
+          <w:sz w:val="21"/>
+        </w:rPr>
+        <w:t>Bloque les inserts directs sur LIGNECOMMANDES de Site1/Site2 (ORA-20301/20302) — ferme la faille résiduelle sur les noeuds locaux.</w:t>
+      </w:r>
+    </w:p>
+    <w:p>
+      <w:pPr>
+        <w:spacing w:after="120" w:before="40"/>
+        <w:jc w:val="both"/>
+      </w:pPr>
+      <w:r>
+        <w:rPr>
+          <w:b w:val="0"/>
+          <w:i w:val="0"/>
+          <w:sz w:val="22"/>
+        </w:rPr>
+        <w:t>Ensemble, ces trois corrections garantissent qu'aucune ligne de commande ne peut exister en dehors des fragments LigneCommandes1 et LigneCommandes2, ni au démarrage ni en cours d'utilisation, quel que soit le noeud depuis lequel l'utilisateur tente d'écrire.</w:t>
+      </w:r>
+    </w:p>
+    <w:p>
+      <w:pPr>
+        <w:spacing w:after="120" w:before="40"/>
+        <w:jc w:val="both"/>
+      </w:pPr>
+    </w:p>
+    <w:p>
+      <w:r>
+        <w:br w:type="page"/>
+      </w:r>
+    </w:p>
+    <w:p>
+      <w:pPr>
+        <w:pStyle w:val="Titre1"/>
+        <w:spacing w:before="360" w:after="160"/>
+      </w:pPr>
+      <w:r>
+        <w:rPr>
+          <w:color w:val="0D1B3E"/>
+        </w:rPr>
+        <w:t>23. SYNTHESE DES CORRECTIONS — TABLEAU RECAPITULATIF</w:t>
+      </w:r>
+    </w:p>
+    <w:p>
+      <w:pPr>
+        <w:spacing w:before="40" w:after="120"/>
+        <w:pBdr>
+          <w:bottom w:val="single" w:sz="8" w:space="1" w:color="E86B1A"/>
+        </w:pBdr>
+      </w:pPr>
+    </w:p>
+    <w:p>
+      <w:pPr>
+        <w:spacing w:after="120" w:before="40"/>
+        <w:jc w:val="both"/>
+      </w:pPr>
+      <w:r>
+        <w:rPr>
+          <w:b w:val="0"/>
+          <w:sz w:val="22"/>
+        </w:rPr>
+        <w:t>Les trois problèmes identifiés lors de l'analyse du système ont été corrigés de manière complémentaire. Ce tableau récapitule l'ensemble des corrections apportées, leurs causes racines, les fichiers modifiés et les résultats de validation obtenus.</w:t>
+      </w:r>
+    </w:p>
+    <w:p>
+      <w:pPr>
+        <w:spacing w:after="120" w:before="40"/>
+        <w:jc w:val="both"/>
+      </w:pPr>
+    </w:p>
+    <w:tbl>
+      <w:tblPr>
+        <w:tblStyle w:val="Grilledutableau"/>
+        <w:tblW w:type="auto" w:w="0"/>
+        <w:jc w:val="center"/>
+        <w:tblLook w:firstColumn="1" w:firstRow="1" w:lastColumn="0" w:lastRow="0" w:noHBand="0" w:noVBand="1" w:val="04A0"/>
+      </w:tblPr>
+      <w:tblGrid>
+        <w:gridCol w:w="1247"/>
+        <w:gridCol w:w="2154"/>
+        <w:gridCol w:w="2154"/>
+        <w:gridCol w:w="1814"/>
+        <w:gridCol w:w="1814"/>
+      </w:tblGrid>
+      <w:tr>
+        <w:tc>
+          <w:tcPr>
+            <w:tcW w:type="dxa" w:w="1881"/>
+            <w:shd w:val="clear" w:color="auto" w:fill="0D1B3E"/>
+          </w:tcPr>
+          <w:p>
+            <w:pPr>
+              <w:spacing w:before="80" w:after="80"/>
+              <w:jc w:val="center"/>
+            </w:pPr>
+            <w:r>
+              <w:rPr>
+                <w:b/>
+                <w:color w:val="FFFFFF"/>
+                <w:sz w:val="20"/>
+              </w:rPr>
+              <w:t>Fix</w:t>
+            </w:r>
+          </w:p>
+        </w:tc>
+        <w:tc>
+          <w:tcPr>
+            <w:tcW w:type="dxa" w:w="1881"/>
+            <w:shd w:val="clear" w:color="auto" w:fill="0D1B3E"/>
+          </w:tcPr>
+          <w:p>
+            <w:pPr>
+              <w:spacing w:before="80" w:after="80"/>
+              <w:jc w:val="center"/>
+            </w:pPr>
+            <w:r>
+              <w:rPr>
+                <w:b/>
+                <w:color w:val="FFFFFF"/>
+                <w:sz w:val="20"/>
+              </w:rPr>
+              <w:t>Problème</w:t>
+            </w:r>
+          </w:p>
+        </w:tc>
+        <w:tc>
+          <w:tcPr>
+            <w:tcW w:type="dxa" w:w="1881"/>
+            <w:shd w:val="clear" w:color="auto" w:fill="0D1B3E"/>
+          </w:tcPr>
+          <w:p>
+            <w:pPr>
+              <w:spacing w:before="80" w:after="80"/>
+              <w:jc w:val="center"/>
+            </w:pPr>
+            <w:r>
+              <w:rPr>
+                <w:b/>
+                <w:color w:val="FFFFFF"/>
+                <w:sz w:val="20"/>
+              </w:rPr>
+              <w:t>Solution</w:t>
+            </w:r>
+          </w:p>
+        </w:tc>
+        <w:tc>
+          <w:tcPr>
+            <w:tcW w:type="dxa" w:w="1881"/>
+            <w:shd w:val="clear" w:color="auto" w:fill="0D1B3E"/>
+          </w:tcPr>
+          <w:p>
+            <w:pPr>
+              <w:spacing w:before="80" w:after="80"/>
+              <w:jc w:val="center"/>
+            </w:pPr>
+            <w:r>
+              <w:rPr>
+                <w:b/>
+                <w:color w:val="FFFFFF"/>
+                <w:sz w:val="20"/>
+              </w:rPr>
+              <w:t>Fichiers modifiés</w:t>
+            </w:r>
+          </w:p>
+        </w:tc>
+        <w:tc>
+          <w:tcPr>
+            <w:tcW w:type="dxa" w:w="1881"/>
+            <w:shd w:val="clear" w:color="auto" w:fill="0D1B3E"/>
+          </w:tcPr>
+          <w:p>
+            <w:pPr>
+              <w:spacing w:before="80" w:after="80"/>
+              <w:jc w:val="center"/>
+            </w:pPr>
+            <w:r>
+              <w:rPr>
+                <w:b/>
+                <w:color w:val="FFFFFF"/>
+                <w:sz w:val="20"/>
+              </w:rPr>
+              <w:t>Validation</w:t>
+            </w:r>
+          </w:p>
+        </w:tc>
+      </w:tr>
+      <w:tr>
+        <w:tc>
+          <w:tcPr>
+            <w:tcW w:type="dxa" w:w="1881"/>
+            <w:shd w:val="clear" w:color="auto" w:fill="FFF3E0"/>
+          </w:tcPr>
+          <w:p>
+            <w:pPr>
+              <w:spacing w:before="80" w:after="80"/>
+              <w:jc w:val="center"/>
+            </w:pPr>
+            <w:r>
+              <w:rPr>
+                <w:b/>
+                <w:color w:val="0D1B3E"/>
+                <w:sz w:val="19"/>
+              </w:rPr>
+              <w:t>Fix #1</w:t>
+              <w:br/>
+              <w:t>Trigger</w:t>
+              <w:br/>
+              <w:t>Central</w:t>
+            </w:r>
+          </w:p>
+        </w:tc>
+        <w:tc>
+          <w:tcPr>
+            <w:tcW w:type="dxa" w:w="1881"/>
+            <w:shd w:val="clear" w:color="auto" w:fill="FFFDE7"/>
+          </w:tcPr>
+          <w:p>
+            <w:pPr>
+              <w:spacing w:before="80" w:after="80"/>
+              <w:jc w:val="left"/>
+            </w:pPr>
+            <w:r>
+              <w:rPr>
+                <w:b w:val="0"/>
+                <w:sz w:val="18"/>
+              </w:rPr>
+              <w:t>INSERT direct dans LIGNECOMMANDES sur le Central : le trigger AFTER laissait la ligne s'enregistrer avant de la router vers le bon site, créant un doublon.</w:t>
+            </w:r>
+          </w:p>
+        </w:tc>
+        <w:tc>
+          <w:tcPr>
+            <w:tcW w:type="dxa" w:w="1881"/>
+            <w:shd w:val="clear" w:color="auto" w:fill="FFFDE7"/>
+          </w:tcPr>
+          <w:p>
+            <w:pPr>
+              <w:spacing w:before="80" w:after="80"/>
+              <w:jc w:val="left"/>
+            </w:pPr>
+            <w:r>
+              <w:rPr>
+                <w:b w:val="0"/>
+                <w:sz w:val="18"/>
+              </w:rPr>
+              <w:t>Remplacement du trigger AFTER par un trigger BEFORE qui lève immédiatement ORA-20300 et annule l'opération. Seule la vue V_LIGNECOMMANDES_ROUTAGE est autorisée.</w:t>
+            </w:r>
+          </w:p>
+        </w:tc>
+        <w:tc>
+          <w:tcPr>
+            <w:tcW w:type="dxa" w:w="1881"/>
+            <w:shd w:val="clear" w:color="auto" w:fill="FFFDE7"/>
+          </w:tcPr>
+          <w:p>
+            <w:pPr>
+              <w:spacing w:before="80" w:after="80"/>
+              <w:jc w:val="left"/>
+            </w:pPr>
+            <w:r>
+              <w:rPr>
+                <w:b w:val="0"/>
+                <w:sz w:val="18"/>
+              </w:rPr>
+              <w:t>docker/</w:t>
+              <w:br/>
+              <w:t>routing_central.sh</w:t>
+            </w:r>
+          </w:p>
+        </w:tc>
+        <w:tc>
+          <w:tcPr>
+            <w:tcW w:type="dxa" w:w="1881"/>
+            <w:shd w:val="clear" w:color="auto" w:fill="FFFDE7"/>
+          </w:tcPr>
+          <w:p>
+            <w:pPr>
+              <w:spacing w:before="80" w:after="80"/>
+              <w:jc w:val="left"/>
+            </w:pPr>
+            <w:r>
+              <w:rPr>
+                <w:b w:val="0"/>
+                <w:sz w:val="18"/>
+              </w:rPr>
+              <w:t>ORA-20300 levée sur insert direct ✅</w:t>
+              <w:br/>
+              <w:t>Insert via vue routé correctement ✅</w:t>
+            </w:r>
+          </w:p>
+        </w:tc>
+      </w:tr>
+      <w:tr>
+        <w:tc>
+          <w:tcPr>
+            <w:tcW w:type="dxa" w:w="1881"/>
+            <w:shd w:val="clear" w:color="auto" w:fill="E8F5E9"/>
+          </w:tcPr>
+          <w:p>
+            <w:pPr>
+              <w:spacing w:before="80" w:after="80"/>
+              <w:jc w:val="center"/>
+            </w:pPr>
+            <w:r>
+              <w:rPr>
+                <w:b/>
+                <w:color w:val="0D1B3E"/>
+                <w:sz w:val="19"/>
+              </w:rPr>
+              <w:t>Fix #2</w:t>
+              <w:br/>
+              <w:t>TRUNCATE</w:t>
+              <w:br/>
+              <w:t>Initial</w:t>
+            </w:r>
+          </w:p>
+        </w:tc>
+        <w:tc>
+          <w:tcPr>
+            <w:tcW w:type="dxa" w:w="1881"/>
+            <w:shd w:val="clear" w:color="auto" w:fill="F1F8E9"/>
+          </w:tcPr>
+          <w:p>
+            <w:pPr>
+              <w:spacing w:before="80" w:after="80"/>
+              <w:jc w:val="left"/>
+            </w:pPr>
+            <w:r>
+              <w:rPr>
+                <w:b w:val="0"/>
+                <w:sz w:val="18"/>
+              </w:rPr>
+              <w:t>Les 25 lignes initiales de LIGNECOMMANDES étaient présentes sur les 3 noeuds simultanément après l'init. Les fragments étaient créés par SELECT mais la table source n'était jamais vidée.</w:t>
+            </w:r>
+          </w:p>
+        </w:tc>
+        <w:tc>
+          <w:tcPr>
+            <w:tcW w:type="dxa" w:w="1881"/>
+            <w:shd w:val="clear" w:color="auto" w:fill="F1F8E9"/>
+          </w:tcPr>
+          <w:p>
+            <w:pPr>
+              <w:spacing w:before="80" w:after="80"/>
+              <w:jc w:val="left"/>
+            </w:pPr>
+            <w:r>
+              <w:rPr>
+                <w:b w:val="0"/>
+                <w:sz w:val="18"/>
+              </w:rPr>
+              <w:t>Ajout de TRUNCATE TABLE LIGNECOMMANDES à la fin de chaque script de fragmentation, après la création des tables LigneCommandes1 et LigneCommandes2.</w:t>
+            </w:r>
+          </w:p>
+        </w:tc>
+        <w:tc>
+          <w:tcPr>
+            <w:tcW w:type="dxa" w:w="1881"/>
+            <w:shd w:val="clear" w:color="auto" w:fill="F1F8E9"/>
+          </w:tcPr>
+          <w:p>
+            <w:pPr>
+              <w:spacing w:before="80" w:after="80"/>
+              <w:jc w:val="left"/>
+            </w:pPr>
+            <w:r>
+              <w:rPr>
+                <w:b w:val="0"/>
+                <w:sz w:val="18"/>
+              </w:rPr>
+              <w:t>site1/scenario2/</w:t>
+              <w:br/>
+              <w:t>fragments/</w:t>
+              <w:br/>
+              <w:t>site1_fragments.sh</w:t>
+              <w:br/>
+              <w:br/>
+              <w:t>site2/scenario2/</w:t>
+              <w:br/>
+              <w:t>fragments/</w:t>
+              <w:br/>
+              <w:t>site2_fragments.sh</w:t>
+              <w:br/>
+              <w:br/>
+              <w:t>docker/</w:t>
+              <w:br/>
+              <w:t>routing_central.sh</w:t>
+            </w:r>
+          </w:p>
+        </w:tc>
+        <w:tc>
+          <w:tcPr>
+            <w:tcW w:type="dxa" w:w="1881"/>
+            <w:shd w:val="clear" w:color="auto" w:fill="F1F8E9"/>
+          </w:tcPr>
+          <w:p>
+            <w:pPr>
+              <w:spacing w:before="80" w:after="80"/>
+              <w:jc w:val="left"/>
+            </w:pPr>
+            <w:r>
+              <w:rPr>
+                <w:b w:val="0"/>
+                <w:sz w:val="18"/>
+              </w:rPr>
+              <w:t>Central = 0 ligne ✅</w:t>
+              <w:br/>
+              <w:t>Site1 fragment = 12 lignes ✅</w:t>
+              <w:br/>
+              <w:t>Site2 fragment = 13 lignes ✅</w:t>
+              <w:br/>
+              <w:t>Vue globale = 25 total ✅</w:t>
+            </w:r>
+          </w:p>
+        </w:tc>
+      </w:tr>
+      <w:tr>
+        <w:tc>
+          <w:tcPr>
+            <w:tcW w:type="dxa" w:w="1881"/>
+            <w:shd w:val="clear" w:color="auto" w:fill="E3F2FD"/>
+          </w:tcPr>
+          <w:p>
+            <w:pPr>
+              <w:spacing w:before="80" w:after="80"/>
+              <w:jc w:val="center"/>
+            </w:pPr>
+            <w:r>
+              <w:rPr>
+                <w:b/>
+                <w:color w:val="0D1B3E"/>
+                <w:sz w:val="19"/>
+              </w:rPr>
+              <w:t>Fix #3</w:t>
+              <w:br/>
+              <w:t>Triggers</w:t>
+              <w:br/>
+              <w:t>Site1/Site2</w:t>
+            </w:r>
+          </w:p>
+        </w:tc>
+        <w:tc>
+          <w:tcPr>
+            <w:tcW w:type="dxa" w:w="1881"/>
+            <w:shd w:val="clear" w:color="auto" w:fill="EDE7F6"/>
+          </w:tcPr>
+          <w:p>
+            <w:pPr>
+              <w:spacing w:before="80" w:after="80"/>
+              <w:jc w:val="left"/>
+            </w:pPr>
+            <w:r>
+              <w:rPr>
+                <w:b w:val="0"/>
+                <w:sz w:val="18"/>
+              </w:rPr>
+              <w:t>Fix #1 ne couvrait que le Central. Sur Site1 et Site2, LIGNECOMMANDES était vide mais un INSERT direct s'exécutait sans erreur, stockant la donnée hors fragment et hors vue globale.</w:t>
+            </w:r>
+          </w:p>
+        </w:tc>
+        <w:tc>
+          <w:tcPr>
+            <w:tcW w:type="dxa" w:w="1881"/>
+            <w:shd w:val="clear" w:color="auto" w:fill="EDE7F6"/>
+          </w:tcPr>
+          <w:p>
+            <w:pPr>
+              <w:spacing w:before="80" w:after="80"/>
+              <w:jc w:val="left"/>
+            </w:pPr>
+            <w:r>
+              <w:rPr>
+                <w:b w:val="0"/>
+                <w:sz w:val="18"/>
+              </w:rPr>
+              <w:t>Ajout d'un trigger BEFORE INSERT OR UPDATE OR DELETE sur LIGNECOMMANDES dans les fichiers de triggers de Site1 (ORA-20301) et Site2 (ORA-20302).</w:t>
+            </w:r>
+          </w:p>
+        </w:tc>
+        <w:tc>
+          <w:tcPr>
+            <w:tcW w:type="dxa" w:w="1881"/>
+            <w:shd w:val="clear" w:color="auto" w:fill="EDE7F6"/>
+          </w:tcPr>
+          <w:p>
+            <w:pPr>
+              <w:spacing w:before="80" w:after="80"/>
+              <w:jc w:val="left"/>
+            </w:pPr>
+            <w:r>
+              <w:rPr>
+                <w:b w:val="0"/>
+                <w:sz w:val="18"/>
+              </w:rPr>
+              <w:t>site1/scenario2/</w:t>
+              <w:br/>
+              <w:t>triggers/</w:t>
+              <w:br/>
+              <w:t>site1_triggers.sh</w:t>
+              <w:br/>
+              <w:br/>
+              <w:t>site2/scenario2/</w:t>
+              <w:br/>
+              <w:t>triggers/</w:t>
+              <w:br/>
+              <w:t>site2_triggers.sh</w:t>
+            </w:r>
+          </w:p>
+        </w:tc>
+        <w:tc>
+          <w:tcPr>
+            <w:tcW w:type="dxa" w:w="1881"/>
+            <w:shd w:val="clear" w:color="auto" w:fill="EDE7F6"/>
+          </w:tcPr>
+          <w:p>
+            <w:pPr>
+              <w:spacing w:before="80" w:after="80"/>
+              <w:jc w:val="left"/>
+            </w:pPr>
+            <w:r>
+              <w:rPr>
+                <w:b w:val="0"/>
+                <w:sz w:val="18"/>
+              </w:rPr>
+              <w:t>ORA-20301 sur Site1 ✅</w:t>
+              <w:br/>
+              <w:t>ORA-20302 sur Site2 ✅</w:t>
+              <w:br/>
+              <w:t>3 noeuds protégés ✅</w:t>
+            </w:r>
+          </w:p>
+        </w:tc>
+      </w:tr>
+    </w:tbl>
+    <w:p>
+      <w:pPr>
+        <w:spacing w:after="120" w:before="40"/>
+        <w:jc w:val="both"/>
+      </w:pPr>
+    </w:p>
+    <w:p>
+      <w:pPr>
+        <w:spacing w:after="80" w:before="40"/>
+        <w:jc w:val="both"/>
+      </w:pPr>
+      <w:r>
+        <w:rPr>
+          <w:b/>
+          <w:color w:val="E86B1A"/>
+          <w:sz w:val="22"/>
+        </w:rPr>
+        <w:t>Protection par noeud après les 3 fixes :</w:t>
+      </w:r>
+    </w:p>
+    <w:tbl>
+      <w:tblPr>
+        <w:tblStyle w:val="Grilledutableau"/>
+        <w:tblW w:type="auto" w:w="0"/>
+        <w:jc w:val="center"/>
+        <w:tblLook w:firstColumn="1" w:firstRow="1" w:lastColumn="0" w:lastRow="0" w:noHBand="0" w:noVBand="1" w:val="04A0"/>
+      </w:tblPr>
+      <w:tblGrid>
+        <w:gridCol w:w="2351"/>
+        <w:gridCol w:w="2351"/>
+        <w:gridCol w:w="2351"/>
+        <w:gridCol w:w="2351"/>
+      </w:tblGrid>
+      <w:tr>
+        <w:tc>
+          <w:tcPr>
+            <w:tcW w:type="dxa" w:w="2351"/>
+            <w:shd w:val="clear" w:color="auto" w:fill="0D4E2E"/>
+          </w:tcPr>
+          <w:p>
+            <w:pPr>
+              <w:spacing w:before="80" w:after="80"/>
+              <w:jc w:val="center"/>
+            </w:pPr>
+            <w:r>
+              <w:rPr>
+                <w:b/>
+                <w:color w:val="FFFFFF"/>
+                <w:sz w:val="20"/>
+              </w:rPr>
+              <w:t>Noeud</w:t>
+            </w:r>
+          </w:p>
+        </w:tc>
+        <w:tc>
+          <w:tcPr>
+            <w:tcW w:type="dxa" w:w="2351"/>
+            <w:shd w:val="clear" w:color="auto" w:fill="0D4E2E"/>
+          </w:tcPr>
+          <w:p>
+            <w:pPr>
+              <w:spacing w:before="80" w:after="80"/>
+              <w:jc w:val="center"/>
+            </w:pPr>
+            <w:r>
+              <w:rPr>
+                <w:b/>
+                <w:color w:val="FFFFFF"/>
+                <w:sz w:val="20"/>
+              </w:rPr>
+              <w:t>Table protégée</w:t>
+            </w:r>
+          </w:p>
+        </w:tc>
+        <w:tc>
+          <w:tcPr>
+            <w:tcW w:type="dxa" w:w="2351"/>
+            <w:shd w:val="clear" w:color="auto" w:fill="0D4E2E"/>
+          </w:tcPr>
+          <w:p>
+            <w:pPr>
+              <w:spacing w:before="80" w:after="80"/>
+              <w:jc w:val="center"/>
+            </w:pPr>
+            <w:r>
+              <w:rPr>
+                <w:b/>
+                <w:color w:val="FFFFFF"/>
+                <w:sz w:val="20"/>
+              </w:rPr>
+              <w:t>Mécanisme</w:t>
+            </w:r>
+          </w:p>
+        </w:tc>
+        <w:tc>
+          <w:tcPr>
+            <w:tcW w:type="dxa" w:w="2351"/>
+            <w:shd w:val="clear" w:color="auto" w:fill="0D4E2E"/>
+          </w:tcPr>
+          <w:p>
+            <w:pPr>
+              <w:spacing w:before="80" w:after="80"/>
+              <w:jc w:val="center"/>
+            </w:pPr>
+            <w:r>
+              <w:rPr>
+                <w:b/>
+                <w:color w:val="FFFFFF"/>
+                <w:sz w:val="20"/>
+              </w:rPr>
+              <w:t>Code erreur</w:t>
+            </w:r>
+          </w:p>
+        </w:tc>
+      </w:tr>
+      <w:tr>
+        <w:tc>
+          <w:tcPr>
+            <w:tcW w:type="dxa" w:w="2351"/>
+            <w:shd w:val="clear" w:color="auto" w:fill="FFF8E1"/>
+          </w:tcPr>
+          <w:p>
+            <w:pPr>
+              <w:spacing w:before="80" w:after="80"/>
+              <w:jc w:val="center"/>
+            </w:pPr>
+            <w:r>
+              <w:rPr>
+                <w:b/>
+                <w:sz w:val="19"/>
+              </w:rPr>
+              <w:t>Central</w:t>
+            </w:r>
+          </w:p>
+        </w:tc>
+        <w:tc>
+          <w:tcPr>
+            <w:tcW w:type="dxa" w:w="2351"/>
+            <w:shd w:val="clear" w:color="auto" w:fill="FFF8E1"/>
+          </w:tcPr>
+          <w:p>
+            <w:pPr>
+              <w:spacing w:before="80" w:after="80"/>
+              <w:jc w:val="center"/>
+            </w:pPr>
+            <w:r>
+              <w:rPr>
+                <w:b w:val="0"/>
+                <w:sz w:val="19"/>
+              </w:rPr>
+              <w:t>LIGNECOMMANDES</w:t>
+            </w:r>
+          </w:p>
+        </w:tc>
+        <w:tc>
+          <w:tcPr>
+            <w:tcW w:type="dxa" w:w="2351"/>
+            <w:shd w:val="clear" w:color="auto" w:fill="FFF8E1"/>
+          </w:tcPr>
+          <w:p>
+            <w:pPr>
+              <w:spacing w:before="80" w:after="80"/>
+              <w:jc w:val="center"/>
+            </w:pPr>
+            <w:r>
+              <w:rPr>
+                <w:b w:val="0"/>
+                <w:sz w:val="19"/>
+              </w:rPr>
+              <w:t>BEFORE trigger (Fix #1)</w:t>
+            </w:r>
+          </w:p>
+        </w:tc>
+        <w:tc>
+          <w:tcPr>
+            <w:tcW w:type="dxa" w:w="2351"/>
+            <w:shd w:val="clear" w:color="auto" w:fill="FFF8E1"/>
+          </w:tcPr>
+          <w:p>
+            <w:pPr>
+              <w:spacing w:before="80" w:after="80"/>
+              <w:jc w:val="center"/>
+            </w:pPr>
+            <w:r>
+              <w:rPr>
+                <w:b w:val="0"/>
+                <w:sz w:val="19"/>
+              </w:rPr>
+              <w:t>ORA-20300</w:t>
+            </w:r>
+          </w:p>
+        </w:tc>
+      </w:tr>
+      <w:tr>
+        <w:tc>
+          <w:tcPr>
+            <w:tcW w:type="dxa" w:w="2351"/>
+            <w:shd w:val="clear" w:color="auto" w:fill="E8F5E9"/>
+          </w:tcPr>
+          <w:p>
+            <w:pPr>
+              <w:spacing w:before="80" w:after="80"/>
+              <w:jc w:val="center"/>
+            </w:pPr>
+            <w:r>
+              <w:rPr>
+                <w:b/>
+                <w:sz w:val="19"/>
+              </w:rPr>
+              <w:t>Site1</w:t>
+            </w:r>
+          </w:p>
+        </w:tc>
+        <w:tc>
+          <w:tcPr>
+            <w:tcW w:type="dxa" w:w="2351"/>
+            <w:shd w:val="clear" w:color="auto" w:fill="E8F5E9"/>
+          </w:tcPr>
+          <w:p>
+            <w:pPr>
+              <w:spacing w:before="80" w:after="80"/>
+              <w:jc w:val="center"/>
+            </w:pPr>
+            <w:r>
+              <w:rPr>
+                <w:b w:val="0"/>
+                <w:sz w:val="19"/>
+              </w:rPr>
+              <w:t>LIGNECOMMANDES</w:t>
+            </w:r>
+          </w:p>
+        </w:tc>
+        <w:tc>
+          <w:tcPr>
+            <w:tcW w:type="dxa" w:w="2351"/>
+            <w:shd w:val="clear" w:color="auto" w:fill="E8F5E9"/>
+          </w:tcPr>
+          <w:p>
+            <w:pPr>
+              <w:spacing w:before="80" w:after="80"/>
+              <w:jc w:val="center"/>
+            </w:pPr>
+            <w:r>
+              <w:rPr>
+                <w:b w:val="0"/>
+                <w:sz w:val="19"/>
+              </w:rPr>
+              <w:t>BEFORE trigger (Fix #3)</w:t>
+            </w:r>
+          </w:p>
+        </w:tc>
+        <w:tc>
+          <w:tcPr>
+            <w:tcW w:type="dxa" w:w="2351"/>
+            <w:shd w:val="clear" w:color="auto" w:fill="E8F5E9"/>
+          </w:tcPr>
+          <w:p>
+            <w:pPr>
+              <w:spacing w:before="80" w:after="80"/>
+              <w:jc w:val="center"/>
+            </w:pPr>
+            <w:r>
+              <w:rPr>
+                <w:b w:val="0"/>
+                <w:sz w:val="19"/>
+              </w:rPr>
+              <w:t>ORA-20301</w:t>
+            </w:r>
+          </w:p>
+        </w:tc>
+      </w:tr>
+      <w:tr>
+        <w:tc>
+          <w:tcPr>
+            <w:tcW w:type="dxa" w:w="2351"/>
+            <w:shd w:val="clear" w:color="auto" w:fill="E8F5E9"/>
+          </w:tcPr>
+          <w:p>
+            <w:pPr>
+              <w:spacing w:before="80" w:after="80"/>
+              <w:jc w:val="center"/>
+            </w:pPr>
+            <w:r>
+              <w:rPr>
+                <w:b/>
+                <w:sz w:val="19"/>
+              </w:rPr>
+              <w:t>Site2</w:t>
+            </w:r>
+          </w:p>
+        </w:tc>
+        <w:tc>
+          <w:tcPr>
+            <w:tcW w:type="dxa" w:w="2351"/>
+            <w:shd w:val="clear" w:color="auto" w:fill="E8F5E9"/>
+          </w:tcPr>
+          <w:p>
+            <w:pPr>
+              <w:spacing w:before="80" w:after="80"/>
+              <w:jc w:val="center"/>
+            </w:pPr>
+            <w:r>
+              <w:rPr>
+                <w:b w:val="0"/>
+                <w:sz w:val="19"/>
+              </w:rPr>
+              <w:t>LIGNECOMMANDES</w:t>
+            </w:r>
+          </w:p>
+        </w:tc>
+        <w:tc>
+          <w:tcPr>
+            <w:tcW w:type="dxa" w:w="2351"/>
+            <w:shd w:val="clear" w:color="auto" w:fill="E8F5E9"/>
+          </w:tcPr>
+          <w:p>
+            <w:pPr>
+              <w:spacing w:before="80" w:after="80"/>
+              <w:jc w:val="center"/>
+            </w:pPr>
+            <w:r>
+              <w:rPr>
+                <w:b w:val="0"/>
+                <w:sz w:val="19"/>
+              </w:rPr>
+              <w:t>BEFORE trigger (Fix #3)</w:t>
+            </w:r>
+          </w:p>
+        </w:tc>
+        <w:tc>
+          <w:tcPr>
+            <w:tcW w:type="dxa" w:w="2351"/>
+            <w:shd w:val="clear" w:color="auto" w:fill="E8F5E9"/>
+          </w:tcPr>
+          <w:p>
+            <w:pPr>
+              <w:spacing w:before="80" w:after="80"/>
+              <w:jc w:val="center"/>
+            </w:pPr>
+            <w:r>
+              <w:rPr>
+                <w:b w:val="0"/>
+                <w:sz w:val="19"/>
+              </w:rPr>
+              <w:t>ORA-20302</w:t>
+            </w:r>
+          </w:p>
+        </w:tc>
+      </w:tr>
+      <w:tr>
+        <w:tc>
+          <w:tcPr>
+            <w:tcW w:type="dxa" w:w="2351"/>
+            <w:shd w:val="clear" w:color="auto" w:fill="E3F2FD"/>
+          </w:tcPr>
+          <w:p>
+            <w:pPr>
+              <w:spacing w:before="80" w:after="80"/>
+              <w:jc w:val="center"/>
+            </w:pPr>
+            <w:r>
+              <w:rPr>
+                <w:b/>
+                <w:sz w:val="19"/>
+              </w:rPr>
+              <w:t>Central</w:t>
+            </w:r>
+          </w:p>
+        </w:tc>
+        <w:tc>
+          <w:tcPr>
+            <w:tcW w:type="dxa" w:w="2351"/>
+            <w:shd w:val="clear" w:color="auto" w:fill="E3F2FD"/>
+          </w:tcPr>
+          <w:p>
+            <w:pPr>
+              <w:spacing w:before="80" w:after="80"/>
+              <w:jc w:val="center"/>
+            </w:pPr>
+            <w:r>
+              <w:rPr>
+                <w:b w:val="0"/>
+                <w:sz w:val="19"/>
+              </w:rPr>
+              <w:t>V_LIGNECOMMANDES_ROUTAGE</w:t>
+            </w:r>
+          </w:p>
+        </w:tc>
+        <w:tc>
+          <w:tcPr>
+            <w:tcW w:type="dxa" w:w="2351"/>
+            <w:shd w:val="clear" w:color="auto" w:fill="E3F2FD"/>
+          </w:tcPr>
+          <w:p>
+            <w:pPr>
+              <w:spacing w:before="80" w:after="80"/>
+              <w:jc w:val="center"/>
+            </w:pPr>
+            <w:r>
+              <w:rPr>
+                <w:b w:val="0"/>
+                <w:sz w:val="19"/>
+              </w:rPr>
+              <w:t>INSTEAD OF trigger (routage auto)</w:t>
+            </w:r>
+          </w:p>
+        </w:tc>
+        <w:tc>
+          <w:tcPr>
+            <w:tcW w:type="dxa" w:w="2351"/>
+            <w:shd w:val="clear" w:color="auto" w:fill="E3F2FD"/>
+          </w:tcPr>
+          <w:p>
+            <w:pPr>
+              <w:spacing w:before="80" w:after="80"/>
+              <w:jc w:val="center"/>
+            </w:pPr>
+            <w:r>
+              <w:rPr>
+                <w:b w:val="0"/>
+                <w:sz w:val="19"/>
+              </w:rPr>
+              <w:t>—</w:t>
+            </w:r>
+          </w:p>
+        </w:tc>
+      </w:tr>
+    </w:tbl>
+    <w:p>
+      <w:pPr>
+        <w:spacing w:after="120" w:before="40"/>
+        <w:jc w:val="both"/>
+      </w:pPr>
+    </w:p>
+    <w:p>
+      <w:pPr>
+        <w:spacing w:after="80" w:before="40"/>
+        <w:jc w:val="both"/>
+      </w:pPr>
+      <w:r>
+        <w:rPr>
+          <w:b/>
+          <w:color w:val="E86B1A"/>
+          <w:sz w:val="22"/>
+        </w:rPr>
+        <w:t>Flux d'insertion garanti après les 3 fixes :</w:t>
+      </w:r>
+    </w:p>
+    <w:p>
+      <w:pPr>
+        <w:spacing w:after="120" w:before="40"/>
+        <w:jc w:val="both"/>
+      </w:pPr>
+      <w:r>
+        <w:rPr>
+          <w:b w:val="0"/>
+          <w:sz w:val="20"/>
+        </w:rPr>
+        <w:t>Toute tentative d'écriture directe dans LIGNECOMMANDES sur l'un des 3 noeuds est immédiatement rejetée. L'unique chemin valide est :</w:t>
+      </w:r>
+    </w:p>
+    <w:tbl>
+      <w:tblPr>
+        <w:tblStyle w:val="Grilledutableau"/>
+        <w:tblW w:type="auto" w:w="0"/>
+        <w:jc w:val="center"/>
+        <w:tblLook w:firstColumn="1" w:firstRow="1" w:lastColumn="0" w:lastRow="0" w:noHBand="0" w:noVBand="1" w:val="04A0"/>
+      </w:tblPr>
+      <w:tblGrid>
+        <w:gridCol w:w="1881"/>
+        <w:gridCol w:w="1881"/>
+        <w:gridCol w:w="1881"/>
+        <w:gridCol w:w="1881"/>
+        <w:gridCol w:w="1881"/>
+      </w:tblGrid>
+      <w:tr>
+        <w:tc>
+          <w:tcPr>
+            <w:tcW w:type="dxa" w:w="1881"/>
+            <w:shd w:val="clear" w:color="auto" w:fill="E3F2FD"/>
+          </w:tcPr>
+          <w:p>
+            <w:pPr>
+              <w:spacing w:before="120" w:after="120"/>
+              <w:jc w:val="center"/>
+            </w:pPr>
+            <w:r>
+              <w:rPr>
+                <w:b w:val="0"/>
+                <w:sz w:val="17"/>
+              </w:rPr>
+              <w:t>Application</w:t>
+              <w:br/>
+              <w:t>client</w:t>
+            </w:r>
+          </w:p>
+        </w:tc>
+        <w:tc>
+          <w:tcPr>
+            <w:tcW w:type="dxa" w:w="1881"/>
+            <w:shd w:val="clear" w:color="auto" w:fill="FFF8E1"/>
+          </w:tcPr>
+          <w:p>
+            <w:pPr>
+              <w:spacing w:before="120" w:after="120"/>
+              <w:jc w:val="center"/>
+            </w:pPr>
+            <w:r>
+              <w:rPr>
+                <w:b/>
+                <w:sz w:val="17"/>
+              </w:rPr>
+              <w:t>V_LIGNECOMMANDES</w:t>
+              <w:br/>
+              <w:t>_ROUTAGE</w:t>
+              <w:br/>
+              <w:t>(Central)</w:t>
+            </w:r>
+          </w:p>
+        </w:tc>
+        <w:tc>
+          <w:tcPr>
+            <w:tcW w:type="dxa" w:w="1881"/>
+            <w:shd w:val="clear" w:color="auto" w:fill="FFF3E0"/>
+          </w:tcPr>
+          <w:p>
+            <w:pPr>
+              <w:spacing w:before="120" w:after="120"/>
+              <w:jc w:val="center"/>
+            </w:pPr>
+            <w:r>
+              <w:rPr>
+                <w:b w:val="0"/>
+                <w:sz w:val="17"/>
+              </w:rPr>
+              <w:t>INSTEAD OF</w:t>
+              <w:br/>
+              <w:t>trigger</w:t>
+            </w:r>
+          </w:p>
+        </w:tc>
+        <w:tc>
+          <w:tcPr>
+            <w:tcW w:type="dxa" w:w="1881"/>
+            <w:shd w:val="clear" w:color="auto" w:fill="E8F5E9"/>
+          </w:tcPr>
+          <w:p>
+            <w:pPr>
+              <w:spacing w:before="120" w:after="120"/>
+              <w:jc w:val="center"/>
+            </w:pPr>
+            <w:r>
+              <w:rPr>
+                <w:b/>
+                <w:sz w:val="17"/>
+              </w:rPr>
+              <w:t>LigneCommandes1</w:t>
+              <w:br/>
+              <w:t>(QUANTITE &gt;= 100)</w:t>
+            </w:r>
+          </w:p>
+        </w:tc>
+        <w:tc>
+          <w:tcPr>
+            <w:tcW w:type="dxa" w:w="1881"/>
+            <w:shd w:val="clear" w:color="auto" w:fill="FCE4EC"/>
+          </w:tcPr>
+          <w:p>
+            <w:pPr>
+              <w:spacing w:before="120" w:after="120"/>
+              <w:jc w:val="center"/>
+            </w:pPr>
+            <w:r>
+              <w:rPr>
+                <w:b/>
+                <w:sz w:val="17"/>
+              </w:rPr>
+              <w:t>LigneCommandes2</w:t>
+              <w:br/>
+              <w:t>(QUANTITE &lt; 100)</w:t>
+            </w:r>
+          </w:p>
+        </w:tc>
+      </w:tr>
+    </w:tbl>
+    <w:p>
+      <w:pPr>
+        <w:spacing w:after="120" w:before="40"/>
+        <w:jc w:val="both"/>
+      </w:pPr>
+    </w:p>
+    <w:p>
+      <w:pPr>
+        <w:spacing w:after="120" w:before="40"/>
+        <w:jc w:val="both"/>
+      </w:pPr>
+      <w:r>
+        <w:rPr>
+          <w:b w:val="0"/>
+          <w:sz w:val="20"/>
+        </w:rPr>
+        <w:t>Ce flux est identique à celui décrit dans la conception initiale du système. Les trois corrections n'ajoutent pas de nouvelle logique — elles ferment les chemins d'accès qui contournaient involontairement ce flux.</w:t>
+      </w:r>
+    </w:p>
+    <w:p>
+      <w:pPr>
+        <w:spacing w:after="120" w:before="40"/>
+        <w:jc w:val="both"/>
       </w:pPr>
     </w:p>
     <w:sectPr>
